--- a/kp/multfilm-potolkuem/КП_AI_в_кадре_мультфильм_Потолкуем.docx
+++ b/kp/multfilm-potolkuem/КП_AI_в_кадре_мультфильм_Потолкуем.docx
@@ -156,7 +156,9 @@
         <w:tblLayout w:type="fixed"/>
       </w:tblPr>
       <w:tblGrid>
-        <w:gridCol w:w="9354"/>
+        <w:gridCol w:w="4535"/>
+        <w:gridCol w:w="283"/>
+        <w:gridCol w:w="4535"/>
       </w:tblGrid>
       <w:tr>
         <w:trPr>
@@ -164,24 +166,24 @@
         </w:trPr>
         <w:tc>
           <w:tcPr>
-            <w:tcW w:type="dxa" w:w="9354"/>
-            <w:shd w:val="clear" w:color="auto" w:fill="0E8F7D"/>
+            <w:tcW w:type="dxa" w:w="4535"/>
             <w:tcBorders>
               <w:top w:val="nil"/>
               <w:left w:val="nil"/>
               <w:bottom w:val="nil"/>
               <w:right w:val="nil"/>
             </w:tcBorders>
+            <w:shd w:val="clear" w:color="auto" w:fill="0E8F7D"/>
             <w:tcMar>
-              <w:top w:w="200" w:type="dxa"/>
-              <w:left w:w="220" w:type="dxa"/>
-              <w:bottom w:w="200" w:type="dxa"/>
-              <w:right w:w="220" w:type="dxa"/>
+              <w:top w:w="180" w:type="dxa"/>
+              <w:left w:w="160" w:type="dxa"/>
+              <w:bottom w:w="180" w:type="dxa"/>
+              <w:right w:w="160" w:type="dxa"/>
             </w:tcMar>
           </w:tcPr>
           <w:p>
             <w:pPr>
-              <w:spacing w:after="80" w:line="276" w:lineRule="auto"/>
+              <w:spacing w:after="60" w:line="276" w:lineRule="auto"/>
               <w:jc w:val="center"/>
             </w:pPr>
             <w:r>
@@ -190,15 +192,15 @@
                 <w:b w:val="0"/>
                 <w:i w:val="0"/>
                 <w:color w:val="E6F7F5"/>
-                <w:sz w:val="20"/>
+                <w:sz w:val="19"/>
                 <w:spacing w:val="16"/>
               </w:rPr>
-              <w:t>ПОЛНОМЕТРАЖНЫЙ МУЛЬТФИЛЬМ · ~70 МИНУТ · ПОД КЛЮЧ</w:t>
+              <w:t>ИИ-ФОРМАТ · РЕКОМЕНДУЕМ</w:t>
             </w:r>
           </w:p>
           <w:p>
             <w:pPr>
-              <w:spacing w:after="80" w:line="276" w:lineRule="auto"/>
+              <w:spacing w:after="60" w:line="276" w:lineRule="auto"/>
               <w:jc w:val="center"/>
             </w:pPr>
             <w:r>
@@ -207,14 +209,14 @@
                 <w:b/>
                 <w:i w:val="0"/>
                 <w:color w:val="FFFFFF"/>
-                <w:sz w:val="30"/>
+                <w:sz w:val="28"/>
               </w:rPr>
               <w:t>3 900 000 ₽</w:t>
             </w:r>
           </w:p>
           <w:p>
             <w:pPr>
-              <w:spacing w:after="80" w:line="276" w:lineRule="auto"/>
+              <w:spacing w:after="60" w:line="276" w:lineRule="auto"/>
               <w:jc w:val="center"/>
             </w:pPr>
             <w:r>
@@ -223,14 +225,83 @@
                 <w:b w:val="0"/>
                 <w:i/>
                 <w:color w:val="E6F7F5"/>
-                <w:sz w:val="20"/>
+                <w:sz w:val="19"/>
               </w:rPr>
-              <w:t>≈ 56 000 ₽ за минуту готового фильма</w:t>
+              <w:t>~70 минут под ключ · до 9 месяцев, включая правки</w:t>
+            </w:r>
+          </w:p>
+        </w:tc>
+        <w:tc>
+          <w:tcPr>
+            <w:tcW w:type="dxa" w:w="283"/>
+            <w:tcBorders>
+              <w:top w:val="nil"/>
+              <w:left w:val="nil"/>
+              <w:bottom w:val="nil"/>
+              <w:right w:val="nil"/>
+            </w:tcBorders>
+            <w:tcMar>
+              <w:top w:w="0" w:type="dxa"/>
+              <w:left w:w="0" w:type="dxa"/>
+              <w:bottom w:w="0" w:type="dxa"/>
+              <w:right w:w="0" w:type="dxa"/>
+            </w:tcMar>
+          </w:tcPr>
+          <w:p/>
+        </w:tc>
+        <w:tc>
+          <w:tcPr>
+            <w:tcW w:type="dxa" w:w="4535"/>
+            <w:tcBorders>
+              <w:top w:val="nil"/>
+              <w:left w:val="nil"/>
+              <w:bottom w:val="nil"/>
+              <w:right w:val="nil"/>
+            </w:tcBorders>
+            <w:shd w:val="clear" w:color="auto" w:fill="0E8F7D"/>
+            <w:tcMar>
+              <w:top w:w="180" w:type="dxa"/>
+              <w:left w:w="160" w:type="dxa"/>
+              <w:bottom w:w="180" w:type="dxa"/>
+              <w:right w:w="160" w:type="dxa"/>
+            </w:tcMar>
+          </w:tcPr>
+          <w:p>
+            <w:pPr>
+              <w:spacing w:after="60" w:line="276" w:lineRule="auto"/>
+              <w:jc w:val="center"/>
+            </w:pPr>
+            <w:r>
+              <w:rPr>
+                <w:rFonts w:ascii="Arial" w:hAnsi="Arial" w:cs="Arial" w:eastAsia="Arial"/>
+                <w:b w:val="0"/>
+                <w:i w:val="0"/>
+                <w:color w:val="E6F7F5"/>
+                <w:sz w:val="19"/>
+                <w:spacing w:val="16"/>
+              </w:rPr>
+              <w:t>ГИБРИДНАЯ ТЕХНОЛОГИЯ</w:t>
             </w:r>
           </w:p>
           <w:p>
             <w:pPr>
-              <w:spacing w:after="80" w:line="276" w:lineRule="auto"/>
+              <w:spacing w:after="60" w:line="276" w:lineRule="auto"/>
+              <w:jc w:val="center"/>
+            </w:pPr>
+            <w:r>
+              <w:rPr>
+                <w:rFonts w:ascii="Arial" w:hAnsi="Arial" w:cs="Arial" w:eastAsia="Arial"/>
+                <w:b/>
+                <w:i w:val="0"/>
+                <w:color w:val="FFFFFF"/>
+                <w:sz w:val="28"/>
+              </w:rPr>
+              <w:t>5 400 000 ₽</w:t>
+            </w:r>
+          </w:p>
+          <w:p>
+            <w:pPr>
+              <w:spacing w:after="60" w:line="276" w:lineRule="auto"/>
               <w:jc w:val="center"/>
             </w:pPr>
             <w:r>
@@ -239,9 +310,9 @@
                 <w:b w:val="0"/>
                 <w:i/>
                 <w:color w:val="E6F7F5"/>
-                <w:sz w:val="20"/>
+                <w:sz w:val="19"/>
               </w:rPr>
-              <w:t>до 9 месяцев, включая правки · оплата частями по мере сдачи фильма</w:t>
+              <w:t>ИИ + классическое 3D · отдельная 3D-команда</w:t>
             </w:r>
           </w:p>
         </w:tc>
@@ -478,7 +549,7 @@
           <w:color w:val="101010"/>
           <w:sz w:val="22"/>
         </w:rPr>
-        <w:t>Альберт, добрый день! Спасибо за бриф. Мы готовы взять «Потолкуем?» целиком — от вашего сценария до мастер-копии — и сделать красивый, качественный мультфильм, который по-настоящему полюбят зрители. Под фильм выделяем отдельную команду: все 9 месяцев она работает только над ним.</w:t>
+        <w:t>Альберт, добрый день! Спасибо за бриф. Мы готовы взять «Потолкуем?» целиком — от вашего сценария до мастер-копии — и сделать красивый мультфильм, который по-настоящему полюбят зрители. Посчитали оба формата из брифа и рекомендуем ИИ: уверены, что так фильм получится даже лучше и выйдет точно в срок. Под фильм выделяем отдельную команду.</w:t>
       </w:r>
     </w:p>
     <w:tbl>
@@ -634,7 +705,7 @@
                 <w:color w:val="333333"/>
                 <w:sz w:val="21"/>
               </w:rPr>
-              <w:t>3 900 000 ₽ под ключ — ≈ 56 000 ₽ за минуту готового фильма</w:t>
+              <w:t>ИИ-формат — 3 900 000 ₽ под ключ (рекомендуем). Гибридная технология — 5 400 000 ₽</w:t>
             </w:r>
           </w:p>
         </w:tc>
@@ -1361,7 +1432,7 @@
           <w:color w:val="0E8F7D"/>
           <w:sz w:val="36"/>
         </w:rPr>
-        <w:t>ГИБРИДНАЯ ТЕХНОЛОГИЯ</w:t>
+        <w:t>ИИ-ФОРМАТ — НАША РЕКОМЕНДАЦИЯ</w:t>
       </w:r>
     </w:p>
     <w:p>
@@ -1376,7 +1447,7 @@
           <w:color w:val="101010"/>
           <w:sz w:val="22"/>
         </w:rPr>
-        <w:t>Вы рассматриваете ИИ или гибрид — мы предлагаем гибрид. ИИ даёт скорость и масштаб, а то, что делает мультфильм живым, доводят люди: режиссёр, арт-директор и художники.</w:t>
+        <w:t>Вы рассматриваете ИИ или гибрид. Мы посчитали оба варианта и рекомендуем ИИ: уверены, что так фильм получится даже лучше — по-настоящему качественным и точно в срок. Качество держат люди: режиссёр, арт-директор и художники.</w:t>
       </w:r>
     </w:p>
     <w:p>
@@ -1621,7 +1692,7 @@
                 <w:color w:val="333333"/>
                 <w:sz w:val="21"/>
               </w:rPr>
-              <w:t>Крупные планы, эмоции и синхрон губ доводим вручную</w:t>
+              <w:t>Крупные планы, эмоции и синхрон губ прорабатываем отдельно</w:t>
             </w:r>
           </w:p>
         </w:tc>
@@ -1783,7 +1854,7 @@
           <w:color w:val="0E8F7D"/>
           <w:sz w:val="22"/>
         </w:rPr>
-        <w:t xml:space="preserve">Почему это реально за 9 месяцев. </w:t>
+        <w:t xml:space="preserve">Почему гибрид дороже. </w:t>
       </w:r>
       <w:r>
         <w:rPr>
@@ -1793,7 +1864,7 @@
           <w:color w:val="333333"/>
           <w:sz w:val="22"/>
         </w:rPr>
-        <w:t>Классическая 3D-полнометражка — это 2–3 года и сотни миллионов рублей: ручное моделирование, риггинг, покадровая анимация, рендер. Гибридное производство снимает самые дорогие из этих этапов, а качество держат люди.</w:t>
+        <w:t>Гибрид — это ИИ плюс классическое 3D: под него мы дополнительно нанимаем 3D-моделлеров, риггеров и аниматоров. Это другая работа и другой процесс. А полностью классическая 3D-полнометражка — это 2–3 года и сотни миллионов рублей.</w:t>
       </w:r>
     </w:p>
     <w:p>
@@ -5288,7 +5359,7 @@
           <w:color w:val="101010"/>
           <w:sz w:val="22"/>
         </w:rPr>
-        <w:t>Больше половины бюджета — анимация: именно она делает мультфильм живым. Героев и мир мы создаём один раз — и они работают на все 70 минут.</w:t>
+        <w:t>Больше половины бюджета — анимация: именно она делает мультфильм живым. Героев и мир мы создаём один раз — и они работают на все 70 минут. Гибрид дороже на 1,5 млн ₽ — за счёт отдельной классической 3D-команды.</w:t>
       </w:r>
     </w:p>
     <w:tbl>
@@ -5301,8 +5372,8 @@
       </w:tblPr>
       <w:tblGrid>
         <w:gridCol w:w="2381"/>
-        <w:gridCol w:w="4989"/>
-        <w:gridCol w:w="1984"/>
+        <w:gridCol w:w="5216"/>
+        <w:gridCol w:w="1757"/>
       </w:tblGrid>
       <w:tr>
         <w:trPr>
@@ -5338,7 +5409,7 @@
                 <w:b/>
                 <w:i w:val="0"/>
                 <w:color w:val="FFFFFF"/>
-                <w:sz w:val="19"/>
+                <w:sz w:val="18"/>
               </w:rPr>
               <w:t>Этап</w:t>
             </w:r>
@@ -5346,7 +5417,7 @@
         </w:tc>
         <w:tc>
           <w:tcPr>
-            <w:tcW w:type="dxa" w:w="4989"/>
+            <w:tcW w:type="dxa" w:w="5216"/>
             <w:shd w:val="clear" w:color="auto" w:fill="0E8F7D"/>
             <w:tcBorders>
               <w:top w:val="single" w:sz="4" w:space="0" w:color="0E8F7D"/>
@@ -5373,7 +5444,7 @@
                 <w:b/>
                 <w:i w:val="0"/>
                 <w:color w:val="FFFFFF"/>
-                <w:sz w:val="19"/>
+                <w:sz w:val="18"/>
               </w:rPr>
               <w:t>Что входит</w:t>
             </w:r>
@@ -5381,7 +5452,7 @@
         </w:tc>
         <w:tc>
           <w:tcPr>
-            <w:tcW w:type="dxa" w:w="1984"/>
+            <w:tcW w:type="dxa" w:w="1757"/>
             <w:shd w:val="clear" w:color="auto" w:fill="0E8F7D"/>
             <w:tcBorders>
               <w:top w:val="single" w:sz="4" w:space="0" w:color="0E8F7D"/>
@@ -5409,7 +5480,7 @@
                 <w:b/>
                 <w:i w:val="0"/>
                 <w:color w:val="FFFFFF"/>
-                <w:sz w:val="19"/>
+                <w:sz w:val="18"/>
               </w:rPr>
               <w:t>Сумма</w:t>
             </w:r>
@@ -5448,7 +5519,7 @@
                 <w:b/>
                 <w:i w:val="0"/>
                 <w:color w:val="0E8F7D"/>
-                <w:sz w:val="20"/>
+                <w:sz w:val="19"/>
               </w:rPr>
               <w:t>Раскадровка</w:t>
             </w:r>
@@ -5456,7 +5527,7 @@
         </w:tc>
         <w:tc>
           <w:tcPr>
-            <w:tcW w:type="dxa" w:w="4989"/>
+            <w:tcW w:type="dxa" w:w="5216"/>
             <w:shd w:val="clear" w:color="auto" w:fill="E6F7F5"/>
             <w:tcBorders>
               <w:top w:val="single" w:sz="4" w:space="0" w:color="E2E8E6"/>
@@ -5482,15 +5553,15 @@
                 <w:b w:val="0"/>
                 <w:i w:val="0"/>
                 <w:color w:val="333333"/>
-                <w:sz w:val="20"/>
+                <w:sz w:val="19"/>
               </w:rPr>
-              <w:t>Разбор вашего сценария по сценам и кадрам, раскадровка всего фильма</w:t>
+              <w:t>Разбор сценария по сценам, раскадровка всего фильма</w:t>
             </w:r>
           </w:p>
         </w:tc>
         <w:tc>
           <w:tcPr>
-            <w:tcW w:type="dxa" w:w="1984"/>
+            <w:tcW w:type="dxa" w:w="1757"/>
             <w:shd w:val="clear" w:color="auto" w:fill="E6F7F5"/>
             <w:tcBorders>
               <w:top w:val="single" w:sz="4" w:space="0" w:color="E2E8E6"/>
@@ -5517,7 +5588,7 @@
                 <w:b w:val="0"/>
                 <w:i w:val="0"/>
                 <w:color w:val="333333"/>
-                <w:sz w:val="20"/>
+                <w:sz w:val="19"/>
               </w:rPr>
               <w:t>300 000 ₽</w:t>
             </w:r>
@@ -5556,7 +5627,7 @@
                 <w:b/>
                 <w:i w:val="0"/>
                 <w:color w:val="0E8F7D"/>
-                <w:sz w:val="20"/>
+                <w:sz w:val="19"/>
               </w:rPr>
               <w:t>Мир и персонажи</w:t>
             </w:r>
@@ -5564,7 +5635,7 @@
         </w:tc>
         <w:tc>
           <w:tcPr>
-            <w:tcW w:type="dxa" w:w="4989"/>
+            <w:tcW w:type="dxa" w:w="5216"/>
             <w:shd w:val="clear" w:color="auto" w:fill="FFFFFF"/>
             <w:tcBorders>
               <w:top w:val="single" w:sz="4" w:space="0" w:color="E2E8E6"/>
@@ -5590,15 +5661,15 @@
                 <w:b w:val="0"/>
                 <w:i w:val="0"/>
                 <w:color w:val="333333"/>
-                <w:sz w:val="20"/>
+                <w:sz w:val="19"/>
               </w:rPr>
-              <w:t>Стиль, все персонажи, локации и реквизит с нуля — утверждаете вы</w:t>
+              <w:t>Стиль, персонажи, локации и реквизит с нуля</w:t>
             </w:r>
           </w:p>
         </w:tc>
         <w:tc>
           <w:tcPr>
-            <w:tcW w:type="dxa" w:w="1984"/>
+            <w:tcW w:type="dxa" w:w="1757"/>
             <w:shd w:val="clear" w:color="auto" w:fill="FFFFFF"/>
             <w:tcBorders>
               <w:top w:val="single" w:sz="4" w:space="0" w:color="E2E8E6"/>
@@ -5625,7 +5696,7 @@
                 <w:b w:val="0"/>
                 <w:i w:val="0"/>
                 <w:color w:val="333333"/>
-                <w:sz w:val="20"/>
+                <w:sz w:val="19"/>
               </w:rPr>
               <w:t>600 000 ₽</w:t>
             </w:r>
@@ -5664,7 +5735,7 @@
                 <w:b/>
                 <w:i w:val="0"/>
                 <w:color w:val="0E8F7D"/>
-                <w:sz w:val="20"/>
+                <w:sz w:val="19"/>
               </w:rPr>
               <w:t>Анимация, 70 минут</w:t>
             </w:r>
@@ -5672,7 +5743,7 @@
         </w:tc>
         <w:tc>
           <w:tcPr>
-            <w:tcW w:type="dxa" w:w="4989"/>
+            <w:tcW w:type="dxa" w:w="5216"/>
             <w:shd w:val="clear" w:color="auto" w:fill="E6F7F5"/>
             <w:tcBorders>
               <w:top w:val="single" w:sz="4" w:space="0" w:color="E2E8E6"/>
@@ -5698,7 +5769,7 @@
                 <w:b w:val="0"/>
                 <w:i w:val="0"/>
                 <w:color w:val="333333"/>
-                <w:sz w:val="20"/>
+                <w:sz w:val="19"/>
               </w:rPr>
               <w:t>Диалоги, мимика и эмоции, экшн-сцены, магия и спецэффекты</w:t>
             </w:r>
@@ -5706,7 +5777,7 @@
         </w:tc>
         <w:tc>
           <w:tcPr>
-            <w:tcW w:type="dxa" w:w="1984"/>
+            <w:tcW w:type="dxa" w:w="1757"/>
             <w:shd w:val="clear" w:color="auto" w:fill="E6F7F5"/>
             <w:tcBorders>
               <w:top w:val="single" w:sz="4" w:space="0" w:color="E2E8E6"/>
@@ -5733,7 +5804,7 @@
                 <w:b w:val="0"/>
                 <w:i w:val="0"/>
                 <w:color w:val="333333"/>
-                <w:sz w:val="20"/>
+                <w:sz w:val="19"/>
               </w:rPr>
               <w:t>2 250 000 ₽</w:t>
             </w:r>
@@ -5772,7 +5843,7 @@
                 <w:b/>
                 <w:i w:val="0"/>
                 <w:color w:val="0E8F7D"/>
-                <w:sz w:val="20"/>
+                <w:sz w:val="19"/>
               </w:rPr>
               <w:t>Голоса героев</w:t>
             </w:r>
@@ -5780,7 +5851,7 @@
         </w:tc>
         <w:tc>
           <w:tcPr>
-            <w:tcW w:type="dxa" w:w="4989"/>
+            <w:tcW w:type="dxa" w:w="5216"/>
             <w:shd w:val="clear" w:color="auto" w:fill="FFFFFF"/>
             <w:tcBorders>
               <w:top w:val="single" w:sz="4" w:space="0" w:color="E2E8E6"/>
@@ -5806,7 +5877,7 @@
                 <w:b w:val="0"/>
                 <w:i w:val="0"/>
                 <w:color w:val="333333"/>
-                <w:sz w:val="20"/>
+                <w:sz w:val="19"/>
               </w:rPr>
               <w:t>Подбор голосов и озвучка всех персонажей</w:t>
             </w:r>
@@ -5814,7 +5885,7 @@
         </w:tc>
         <w:tc>
           <w:tcPr>
-            <w:tcW w:type="dxa" w:w="1984"/>
+            <w:tcW w:type="dxa" w:w="1757"/>
             <w:shd w:val="clear" w:color="auto" w:fill="FFFFFF"/>
             <w:tcBorders>
               <w:top w:val="single" w:sz="4" w:space="0" w:color="E2E8E6"/>
@@ -5841,7 +5912,7 @@
                 <w:b w:val="0"/>
                 <w:i w:val="0"/>
                 <w:color w:val="333333"/>
-                <w:sz w:val="20"/>
+                <w:sz w:val="19"/>
               </w:rPr>
               <w:t>300 000 ₽</w:t>
             </w:r>
@@ -5880,7 +5951,7 @@
                 <w:b/>
                 <w:i w:val="0"/>
                 <w:color w:val="0E8F7D"/>
-                <w:sz w:val="20"/>
+                <w:sz w:val="19"/>
               </w:rPr>
               <w:t>Музыка и звук</w:t>
             </w:r>
@@ -5888,7 +5959,7 @@
         </w:tc>
         <w:tc>
           <w:tcPr>
-            <w:tcW w:type="dxa" w:w="4989"/>
+            <w:tcW w:type="dxa" w:w="5216"/>
             <w:shd w:val="clear" w:color="auto" w:fill="E6F7F5"/>
             <w:tcBorders>
               <w:top w:val="single" w:sz="4" w:space="0" w:color="E2E8E6"/>
@@ -5914,7 +5985,7 @@
                 <w:b w:val="0"/>
                 <w:i w:val="0"/>
                 <w:color w:val="333333"/>
-                <w:sz w:val="20"/>
+                <w:sz w:val="19"/>
               </w:rPr>
               <w:t>Музыкальные темы, шумы, саунд-дизайн и сведение</w:t>
             </w:r>
@@ -5922,7 +5993,7 @@
         </w:tc>
         <w:tc>
           <w:tcPr>
-            <w:tcW w:type="dxa" w:w="1984"/>
+            <w:tcW w:type="dxa" w:w="1757"/>
             <w:shd w:val="clear" w:color="auto" w:fill="E6F7F5"/>
             <w:tcBorders>
               <w:top w:val="single" w:sz="4" w:space="0" w:color="E2E8E6"/>
@@ -5949,7 +6020,7 @@
                 <w:b w:val="0"/>
                 <w:i w:val="0"/>
                 <w:color w:val="333333"/>
-                <w:sz w:val="20"/>
+                <w:sz w:val="19"/>
               </w:rPr>
               <w:t>300 000 ₽</w:t>
             </w:r>
@@ -5988,7 +6059,7 @@
                 <w:b/>
                 <w:i w:val="0"/>
                 <w:color w:val="0E8F7D"/>
-                <w:sz w:val="20"/>
+                <w:sz w:val="19"/>
               </w:rPr>
               <w:t>Монтаж, цвет, мастер</w:t>
             </w:r>
@@ -5996,7 +6067,7 @@
         </w:tc>
         <w:tc>
           <w:tcPr>
-            <w:tcW w:type="dxa" w:w="4989"/>
+            <w:tcW w:type="dxa" w:w="5216"/>
             <w:shd w:val="clear" w:color="auto" w:fill="FFFFFF"/>
             <w:tcBorders>
               <w:top w:val="single" w:sz="4" w:space="0" w:color="E2E8E6"/>
@@ -6022,7 +6093,7 @@
                 <w:b w:val="0"/>
                 <w:i w:val="0"/>
                 <w:color w:val="333333"/>
-                <w:sz w:val="20"/>
+                <w:sz w:val="19"/>
               </w:rPr>
               <w:t>Монтаж, цветокоррекция, мастер-копия и финальные правки</w:t>
             </w:r>
@@ -6030,7 +6101,7 @@
         </w:tc>
         <w:tc>
           <w:tcPr>
-            <w:tcW w:type="dxa" w:w="1984"/>
+            <w:tcW w:type="dxa" w:w="1757"/>
             <w:shd w:val="clear" w:color="auto" w:fill="FFFFFF"/>
             <w:tcBorders>
               <w:top w:val="single" w:sz="4" w:space="0" w:color="E2E8E6"/>
@@ -6057,9 +6128,225 @@
                 <w:b w:val="0"/>
                 <w:i w:val="0"/>
                 <w:color w:val="333333"/>
-                <w:sz w:val="20"/>
+                <w:sz w:val="19"/>
               </w:rPr>
               <w:t>150 000 ₽</w:t>
+            </w:r>
+          </w:p>
+        </w:tc>
+      </w:tr>
+      <w:tr>
+        <w:trPr>
+          <w:cantSplit/>
+        </w:trPr>
+        <w:tc>
+          <w:tcPr>
+            <w:tcW w:type="dxa" w:w="2381"/>
+            <w:shd w:val="clear" w:color="auto" w:fill="E6F7F5"/>
+            <w:tcBorders>
+              <w:top w:val="single" w:sz="4" w:space="0" w:color="E2E8E6"/>
+              <w:left w:val="single" w:sz="4" w:space="0" w:color="E2E8E6"/>
+              <w:bottom w:val="single" w:sz="4" w:space="0" w:color="E2E8E6"/>
+              <w:right w:val="single" w:sz="4" w:space="0" w:color="E2E8E6"/>
+            </w:tcBorders>
+            <w:tcMar>
+              <w:top w:w="100" w:type="dxa"/>
+              <w:left w:w="140" w:type="dxa"/>
+              <w:bottom w:w="100" w:type="dxa"/>
+              <w:right w:w="140" w:type="dxa"/>
+            </w:tcMar>
+          </w:tcPr>
+          <w:p>
+            <w:pPr>
+              <w:spacing w:before="60" w:after="60" w:line="288" w:lineRule="auto"/>
+              <w:keepNext/>
+            </w:pPr>
+            <w:r>
+              <w:rPr>
+                <w:rFonts w:ascii="Arial" w:hAnsi="Arial" w:cs="Arial" w:eastAsia="Arial"/>
+                <w:b/>
+                <w:i w:val="0"/>
+                <w:color w:val="101010"/>
+                <w:sz w:val="19"/>
+              </w:rPr>
+              <w:t>ИИ-формат</w:t>
+            </w:r>
+          </w:p>
+        </w:tc>
+        <w:tc>
+          <w:tcPr>
+            <w:tcW w:type="dxa" w:w="5216"/>
+            <w:shd w:val="clear" w:color="auto" w:fill="E6F7F5"/>
+            <w:tcBorders>
+              <w:top w:val="single" w:sz="4" w:space="0" w:color="E2E8E6"/>
+              <w:left w:val="single" w:sz="4" w:space="0" w:color="E2E8E6"/>
+              <w:bottom w:val="single" w:sz="4" w:space="0" w:color="E2E8E6"/>
+              <w:right w:val="single" w:sz="4" w:space="0" w:color="E2E8E6"/>
+            </w:tcBorders>
+            <w:tcMar>
+              <w:top w:w="100" w:type="dxa"/>
+              <w:left w:w="140" w:type="dxa"/>
+              <w:bottom w:w="100" w:type="dxa"/>
+              <w:right w:w="140" w:type="dxa"/>
+            </w:tcMar>
+          </w:tcPr>
+          <w:p>
+            <w:pPr>
+              <w:spacing w:before="60" w:after="60" w:line="288" w:lineRule="auto"/>
+              <w:keepNext/>
+            </w:pPr>
+            <w:r>
+              <w:rPr>
+                <w:rFonts w:ascii="Arial" w:hAnsi="Arial" w:cs="Arial" w:eastAsia="Arial"/>
+                <w:b/>
+                <w:i w:val="0"/>
+                <w:color w:val="101010"/>
+                <w:sz w:val="19"/>
+              </w:rPr>
+              <w:t>Фильм ~70 минут под ключ · рекомендуем</w:t>
+            </w:r>
+          </w:p>
+        </w:tc>
+        <w:tc>
+          <w:tcPr>
+            <w:tcW w:type="dxa" w:w="1757"/>
+            <w:shd w:val="clear" w:color="auto" w:fill="E6F7F5"/>
+            <w:tcBorders>
+              <w:top w:val="single" w:sz="4" w:space="0" w:color="E2E8E6"/>
+              <w:left w:val="single" w:sz="4" w:space="0" w:color="E2E8E6"/>
+              <w:bottom w:val="single" w:sz="4" w:space="0" w:color="E2E8E6"/>
+              <w:right w:val="single" w:sz="4" w:space="0" w:color="E2E8E6"/>
+            </w:tcBorders>
+            <w:tcMar>
+              <w:top w:w="100" w:type="dxa"/>
+              <w:left w:w="140" w:type="dxa"/>
+              <w:bottom w:w="100" w:type="dxa"/>
+              <w:right w:w="140" w:type="dxa"/>
+            </w:tcMar>
+          </w:tcPr>
+          <w:p>
+            <w:pPr>
+              <w:spacing w:before="60" w:after="60" w:line="288" w:lineRule="auto"/>
+              <w:keepNext/>
+              <w:jc w:val="right"/>
+            </w:pPr>
+            <w:r>
+              <w:rPr>
+                <w:rFonts w:ascii="Arial" w:hAnsi="Arial" w:cs="Arial" w:eastAsia="Arial"/>
+                <w:b/>
+                <w:i w:val="0"/>
+                <w:color w:val="0E8F7D"/>
+                <w:sz w:val="19"/>
+              </w:rPr>
+              <w:t>3 900 000 ₽</w:t>
+            </w:r>
+          </w:p>
+        </w:tc>
+      </w:tr>
+      <w:tr>
+        <w:trPr>
+          <w:cantSplit/>
+        </w:trPr>
+        <w:tc>
+          <w:tcPr>
+            <w:tcW w:type="dxa" w:w="2381"/>
+            <w:shd w:val="clear" w:color="auto" w:fill="FFFFFF"/>
+            <w:tcBorders>
+              <w:top w:val="single" w:sz="4" w:space="0" w:color="E2E8E6"/>
+              <w:left w:val="single" w:sz="4" w:space="0" w:color="E2E8E6"/>
+              <w:bottom w:val="single" w:sz="4" w:space="0" w:color="E2E8E6"/>
+              <w:right w:val="single" w:sz="4" w:space="0" w:color="E2E8E6"/>
+            </w:tcBorders>
+            <w:tcMar>
+              <w:top w:w="100" w:type="dxa"/>
+              <w:left w:w="140" w:type="dxa"/>
+              <w:bottom w:w="100" w:type="dxa"/>
+              <w:right w:w="140" w:type="dxa"/>
+            </w:tcMar>
+          </w:tcPr>
+          <w:p>
+            <w:pPr>
+              <w:spacing w:before="60" w:after="60" w:line="288" w:lineRule="auto"/>
+              <w:keepNext/>
+            </w:pPr>
+            <w:r>
+              <w:rPr>
+                <w:rFonts w:ascii="Arial" w:hAnsi="Arial" w:cs="Arial" w:eastAsia="Arial"/>
+                <w:b/>
+                <w:i w:val="0"/>
+                <w:color w:val="0E8F7D"/>
+                <w:sz w:val="19"/>
+              </w:rPr>
+              <w:t>+ Классическое 3D</w:t>
+            </w:r>
+          </w:p>
+        </w:tc>
+        <w:tc>
+          <w:tcPr>
+            <w:tcW w:type="dxa" w:w="5216"/>
+            <w:shd w:val="clear" w:color="auto" w:fill="FFFFFF"/>
+            <w:tcBorders>
+              <w:top w:val="single" w:sz="4" w:space="0" w:color="E2E8E6"/>
+              <w:left w:val="single" w:sz="4" w:space="0" w:color="E2E8E6"/>
+              <w:bottom w:val="single" w:sz="4" w:space="0" w:color="E2E8E6"/>
+              <w:right w:val="single" w:sz="4" w:space="0" w:color="E2E8E6"/>
+            </w:tcBorders>
+            <w:tcMar>
+              <w:top w:w="100" w:type="dxa"/>
+              <w:left w:w="140" w:type="dxa"/>
+              <w:bottom w:w="100" w:type="dxa"/>
+              <w:right w:w="140" w:type="dxa"/>
+            </w:tcMar>
+          </w:tcPr>
+          <w:p>
+            <w:pPr>
+              <w:spacing w:before="60" w:after="60" w:line="288" w:lineRule="auto"/>
+              <w:keepNext/>
+            </w:pPr>
+            <w:r>
+              <w:rPr>
+                <w:rFonts w:ascii="Arial" w:hAnsi="Arial" w:cs="Arial" w:eastAsia="Arial"/>
+                <w:b w:val="0"/>
+                <w:i w:val="0"/>
+                <w:color w:val="333333"/>
+                <w:sz w:val="19"/>
+              </w:rPr>
+              <w:t>Отдельная команда: 3D-моделлеры, риггеры, аниматоры</w:t>
+            </w:r>
+          </w:p>
+        </w:tc>
+        <w:tc>
+          <w:tcPr>
+            <w:tcW w:type="dxa" w:w="1757"/>
+            <w:shd w:val="clear" w:color="auto" w:fill="FFFFFF"/>
+            <w:tcBorders>
+              <w:top w:val="single" w:sz="4" w:space="0" w:color="E2E8E6"/>
+              <w:left w:val="single" w:sz="4" w:space="0" w:color="E2E8E6"/>
+              <w:bottom w:val="single" w:sz="4" w:space="0" w:color="E2E8E6"/>
+              <w:right w:val="single" w:sz="4" w:space="0" w:color="E2E8E6"/>
+            </w:tcBorders>
+            <w:tcMar>
+              <w:top w:w="100" w:type="dxa"/>
+              <w:left w:w="140" w:type="dxa"/>
+              <w:bottom w:w="100" w:type="dxa"/>
+              <w:right w:w="140" w:type="dxa"/>
+            </w:tcMar>
+          </w:tcPr>
+          <w:p>
+            <w:pPr>
+              <w:spacing w:before="60" w:after="60" w:line="288" w:lineRule="auto"/>
+              <w:keepNext/>
+              <w:jc w:val="right"/>
+            </w:pPr>
+            <w:r>
+              <w:rPr>
+                <w:rFonts w:ascii="Arial" w:hAnsi="Arial" w:cs="Arial" w:eastAsia="Arial"/>
+                <w:b w:val="0"/>
+                <w:i w:val="0"/>
+                <w:color w:val="333333"/>
+                <w:sz w:val="19"/>
+              </w:rPr>
+              <w:t>+ 1 500 000 ₽</w:t>
             </w:r>
           </w:p>
         </w:tc>
@@ -6095,15 +6382,15 @@
                 <w:b/>
                 <w:i w:val="0"/>
                 <w:color w:val="101010"/>
-                <w:sz w:val="20"/>
+                <w:sz w:val="19"/>
               </w:rPr>
-              <w:t>Итого</w:t>
+              <w:t>Гибрид</w:t>
             </w:r>
           </w:p>
         </w:tc>
         <w:tc>
           <w:tcPr>
-            <w:tcW w:type="dxa" w:w="4989"/>
+            <w:tcW w:type="dxa" w:w="5216"/>
             <w:shd w:val="clear" w:color="auto" w:fill="E6F7F5"/>
             <w:tcBorders>
               <w:top w:val="single" w:sz="4" w:space="0" w:color="E2E8E6"/>
@@ -6128,15 +6415,15 @@
                 <w:b/>
                 <w:i w:val="0"/>
                 <w:color w:val="101010"/>
-                <w:sz w:val="20"/>
+                <w:sz w:val="19"/>
               </w:rPr>
-              <w:t>Фильм ~70 минут под ключ · ≈ 56 000 ₽ за минуту</w:t>
+              <w:t>ИИ + классическое 3D</w:t>
             </w:r>
           </w:p>
         </w:tc>
         <w:tc>
           <w:tcPr>
-            <w:tcW w:type="dxa" w:w="1984"/>
+            <w:tcW w:type="dxa" w:w="1757"/>
             <w:shd w:val="clear" w:color="auto" w:fill="E6F7F5"/>
             <w:tcBorders>
               <w:top w:val="single" w:sz="4" w:space="0" w:color="E2E8E6"/>
@@ -6162,9 +6449,9 @@
                 <w:b/>
                 <w:i w:val="0"/>
                 <w:color w:val="101010"/>
-                <w:sz w:val="20"/>
+                <w:sz w:val="19"/>
               </w:rPr>
-              <w:t>3 900 000 ₽</w:t>
+              <w:t>5 400 000 ₽</w:t>
             </w:r>
           </w:p>
         </w:tc>
@@ -6187,7 +6474,7 @@
     </w:p>
     <w:p>
       <w:pPr>
-        <w:spacing w:before="240" w:after="160" w:line="300" w:lineRule="auto"/>
+        <w:spacing w:before="160" w:after="160" w:line="300" w:lineRule="auto"/>
         <w:keepNext/>
       </w:pPr>
       <w:r>
@@ -6199,21 +6486,6 @@
           <w:sz w:val="24"/>
         </w:rPr>
         <w:t>Оплата — по мере сдачи фильма</w:t>
-      </w:r>
-    </w:p>
-    <w:p>
-      <w:pPr>
-        <w:spacing w:before="0" w:after="120" w:line="300" w:lineRule="auto"/>
-      </w:pPr>
-      <w:r>
-        <w:rPr>
-          <w:rFonts w:ascii="Arial" w:hAnsi="Arial" w:cs="Arial" w:eastAsia="Arial"/>
-          <w:b w:val="0"/>
-          <w:i w:val="0"/>
-          <w:color w:val="333333"/>
-          <w:sz w:val="22"/>
-        </w:rPr>
-        <w:t>Половину суммы вы платите, уже увидев фильм.</w:t>
       </w:r>
     </w:p>
     <w:tbl>
@@ -6507,6 +6779,21 @@
         </w:tc>
       </w:tr>
     </w:tbl>
+    <w:p>
+      <w:pPr>
+        <w:spacing w:before="120" w:after="120" w:line="300" w:lineRule="auto"/>
+      </w:pPr>
+      <w:r>
+        <w:rPr>
+          <w:rFonts w:ascii="Arial" w:hAnsi="Arial" w:cs="Arial" w:eastAsia="Arial"/>
+          <w:b w:val="0"/>
+          <w:i/>
+          <w:color w:val="6B6B6B"/>
+          <w:sz w:val="19"/>
+        </w:rPr>
+        <w:t>Суммы — для ИИ-формата. Для гибрида схема та же: 2 700 000 · 1 350 000 · 1 350 000 ₽.</w:t>
+      </w:r>
+    </w:p>
     <w:p>
       <w:pPr>
         <w:spacing w:before="200" w:after="120" w:line="300" w:lineRule="auto"/>

--- a/kp/multfilm-potolkuem/КП_AI_в_кадре_мультфильм_Потолкуем.docx
+++ b/kp/multfilm-potolkuem/КП_AI_в_кадре_мультфильм_Потолкуем.docx
@@ -120,7 +120,7 @@
           <w:color w:val="101010"/>
           <w:sz w:val="24"/>
         </w:rPr>
-        <w:t>~70 минут  ·  до 9 месяцев  ·  команда только под ваш фильм</w:t>
+        <w:t>~70 минут  ·  около 9 месяцев  ·  команда только под ваш фильм</w:t>
       </w:r>
     </w:p>
     <w:p>
@@ -156,9 +156,7 @@
         <w:tblLayout w:type="fixed"/>
       </w:tblPr>
       <w:tblGrid>
-        <w:gridCol w:w="4535"/>
-        <w:gridCol w:w="283"/>
-        <w:gridCol w:w="4535"/>
+        <w:gridCol w:w="9354"/>
       </w:tblGrid>
       <w:tr>
         <w:trPr>
@@ -166,24 +164,24 @@
         </w:trPr>
         <w:tc>
           <w:tcPr>
-            <w:tcW w:type="dxa" w:w="4535"/>
+            <w:tcW w:type="dxa" w:w="9354"/>
+            <w:shd w:val="clear" w:color="auto" w:fill="0E8F7D"/>
             <w:tcBorders>
               <w:top w:val="nil"/>
               <w:left w:val="nil"/>
               <w:bottom w:val="nil"/>
               <w:right w:val="nil"/>
             </w:tcBorders>
-            <w:shd w:val="clear" w:color="auto" w:fill="0E8F7D"/>
             <w:tcMar>
-              <w:top w:w="180" w:type="dxa"/>
-              <w:left w:w="160" w:type="dxa"/>
-              <w:bottom w:w="180" w:type="dxa"/>
-              <w:right w:w="160" w:type="dxa"/>
+              <w:top w:w="200" w:type="dxa"/>
+              <w:left w:w="220" w:type="dxa"/>
+              <w:bottom w:w="200" w:type="dxa"/>
+              <w:right w:w="220" w:type="dxa"/>
             </w:tcMar>
           </w:tcPr>
           <w:p>
             <w:pPr>
-              <w:spacing w:after="60" w:line="276" w:lineRule="auto"/>
+              <w:spacing w:after="80" w:line="276" w:lineRule="auto"/>
               <w:jc w:val="center"/>
             </w:pPr>
             <w:r>
@@ -192,15 +190,15 @@
                 <w:b w:val="0"/>
                 <w:i w:val="0"/>
                 <w:color w:val="E6F7F5"/>
-                <w:sz w:val="19"/>
+                <w:sz w:val="20"/>
                 <w:spacing w:val="16"/>
               </w:rPr>
-              <w:t>ИИ-ФОРМАТ · РЕКОМЕНДУЕМ</w:t>
+              <w:t>ПОЛНОМЕТРАЖНЫЙ МУЛЬТФИЛЬМ · ~70 МИНУТ · ПОД КЛЮЧ</w:t>
             </w:r>
           </w:p>
           <w:p>
             <w:pPr>
-              <w:spacing w:after="60" w:line="276" w:lineRule="auto"/>
+              <w:spacing w:after="80" w:line="276" w:lineRule="auto"/>
               <w:jc w:val="center"/>
             </w:pPr>
             <w:r>
@@ -209,14 +207,14 @@
                 <w:b/>
                 <w:i w:val="0"/>
                 <w:color w:val="FFFFFF"/>
-                <w:sz w:val="28"/>
+                <w:sz w:val="30"/>
               </w:rPr>
               <w:t>3 900 000 ₽</w:t>
             </w:r>
           </w:p>
           <w:p>
             <w:pPr>
-              <w:spacing w:after="60" w:line="276" w:lineRule="auto"/>
+              <w:spacing w:after="80" w:line="276" w:lineRule="auto"/>
               <w:jc w:val="center"/>
             </w:pPr>
             <w:r>
@@ -225,83 +223,14 @@
                 <w:b w:val="0"/>
                 <w:i/>
                 <w:color w:val="E6F7F5"/>
-                <w:sz w:val="19"/>
+                <w:sz w:val="20"/>
               </w:rPr>
-              <w:t>~70 минут под ключ · до 9 месяцев, включая правки</w:t>
-            </w:r>
-          </w:p>
-        </w:tc>
-        <w:tc>
-          <w:tcPr>
-            <w:tcW w:type="dxa" w:w="283"/>
-            <w:tcBorders>
-              <w:top w:val="nil"/>
-              <w:left w:val="nil"/>
-              <w:bottom w:val="nil"/>
-              <w:right w:val="nil"/>
-            </w:tcBorders>
-            <w:tcMar>
-              <w:top w:w="0" w:type="dxa"/>
-              <w:left w:w="0" w:type="dxa"/>
-              <w:bottom w:w="0" w:type="dxa"/>
-              <w:right w:w="0" w:type="dxa"/>
-            </w:tcMar>
-          </w:tcPr>
-          <w:p/>
-        </w:tc>
-        <w:tc>
-          <w:tcPr>
-            <w:tcW w:type="dxa" w:w="4535"/>
-            <w:tcBorders>
-              <w:top w:val="nil"/>
-              <w:left w:val="nil"/>
-              <w:bottom w:val="nil"/>
-              <w:right w:val="nil"/>
-            </w:tcBorders>
-            <w:shd w:val="clear" w:color="auto" w:fill="0E8F7D"/>
-            <w:tcMar>
-              <w:top w:w="180" w:type="dxa"/>
-              <w:left w:w="160" w:type="dxa"/>
-              <w:bottom w:w="180" w:type="dxa"/>
-              <w:right w:w="160" w:type="dxa"/>
-            </w:tcMar>
-          </w:tcPr>
-          <w:p>
-            <w:pPr>
-              <w:spacing w:after="60" w:line="276" w:lineRule="auto"/>
-              <w:jc w:val="center"/>
-            </w:pPr>
-            <w:r>
-              <w:rPr>
-                <w:rFonts w:ascii="Arial" w:hAnsi="Arial" w:cs="Arial" w:eastAsia="Arial"/>
-                <w:b w:val="0"/>
-                <w:i w:val="0"/>
-                <w:color w:val="E6F7F5"/>
-                <w:sz w:val="19"/>
-                <w:spacing w:val="16"/>
-              </w:rPr>
-              <w:t>ГИБРИДНАЯ ТЕХНОЛОГИЯ</w:t>
+              <w:t>ориентировочно 9 месяцев, включая правки</w:t>
             </w:r>
           </w:p>
           <w:p>
             <w:pPr>
-              <w:spacing w:after="60" w:line="276" w:lineRule="auto"/>
-              <w:jc w:val="center"/>
-            </w:pPr>
-            <w:r>
-              <w:rPr>
-                <w:rFonts w:ascii="Arial" w:hAnsi="Arial" w:cs="Arial" w:eastAsia="Arial"/>
-                <w:b/>
-                <w:i w:val="0"/>
-                <w:color w:val="FFFFFF"/>
-                <w:sz w:val="28"/>
-              </w:rPr>
-              <w:t>5 400 000 ₽</w:t>
-            </w:r>
-          </w:p>
-          <w:p>
-            <w:pPr>
-              <w:spacing w:after="60" w:line="276" w:lineRule="auto"/>
+              <w:spacing w:after="80" w:line="276" w:lineRule="auto"/>
               <w:jc w:val="center"/>
             </w:pPr>
             <w:r>
@@ -310,9 +239,9 @@
                 <w:b w:val="0"/>
                 <w:i/>
                 <w:color w:val="E6F7F5"/>
-                <w:sz w:val="19"/>
+                <w:sz w:val="20"/>
               </w:rPr>
-              <w:t>ИИ + классическое 3D · отдельная 3D-команда</w:t>
+              <w:t>оплата частями по мере сдачи фильма</w:t>
             </w:r>
           </w:p>
         </w:tc>
@@ -549,7 +478,7 @@
           <w:color w:val="101010"/>
           <w:sz w:val="22"/>
         </w:rPr>
-        <w:t>Альберт, добрый день! Спасибо за бриф. Мы готовы взять «Потолкуем?» целиком — от вашего сценария до мастер-копии — и сделать красивый мультфильм, который по-настоящему полюбят зрители. Посчитали оба формата из брифа и рекомендуем ИИ: уверены, что так фильм получится даже лучше и выйдет точно в срок. Под фильм выделяем отдельную команду.</w:t>
+        <w:t>Альберт, добрый день! Спасибо за бриф. Мы готовы взять «Потолкуем?» целиком — от вашего сценария до мастер-копии — и сделать красивый, качественный мультфильм, который по-настоящему полюбят зрители. Под фильм выделяем отдельную команду, которая работает только над ним.</w:t>
       </w:r>
     </w:p>
     <w:tbl>
@@ -705,7 +634,7 @@
                 <w:color w:val="333333"/>
                 <w:sz w:val="21"/>
               </w:rPr>
-              <w:t>ИИ-формат — 3 900 000 ₽ под ключ (рекомендуем). Гибридная технология — 5 400 000 ₽</w:t>
+              <w:t>3 900 000 ₽ под ключ</w:t>
             </w:r>
           </w:p>
         </w:tc>
@@ -778,7 +707,7 @@
                 <w:color w:val="333333"/>
                 <w:sz w:val="21"/>
               </w:rPr>
-              <w:t>До 9 месяцев, включая правки</w:t>
+              <w:t>Ориентировочно 9 месяцев, включая правки</w:t>
             </w:r>
           </w:p>
         </w:tc>
@@ -1432,7 +1361,7 @@
           <w:color w:val="0E8F7D"/>
           <w:sz w:val="36"/>
         </w:rPr>
-        <w:t>ИИ-ФОРМАТ — НАША РЕКОМЕНДАЦИЯ</w:t>
+        <w:t>КАК МЫ ДЕЛАЕМ ФИЛЬМ</w:t>
       </w:r>
     </w:p>
     <w:p>
@@ -1447,7 +1376,7 @@
           <w:color w:val="101010"/>
           <w:sz w:val="22"/>
         </w:rPr>
-        <w:t>Вы рассматриваете ИИ или гибрид. Мы посчитали оба варианта и рекомендуем ИИ: уверены, что так фильм получится даже лучше — по-настоящему качественным и точно в срок. Качество держат люди: режиссёр, арт-директор и художники.</w:t>
+        <w:t>Мы делаем фильм в ИИ-формате и уверены, что так он получится даже лучше — по-настоящему качественным и красивым. Нейросети дают скорость и масштаб, а качество держат люди: режиссёр, арт-директор и художники.</w:t>
       </w:r>
     </w:p>
     <w:p>
@@ -1854,7 +1783,7 @@
           <w:color w:val="0E8F7D"/>
           <w:sz w:val="22"/>
         </w:rPr>
-        <w:t xml:space="preserve">Почему гибрид дороже. </w:t>
+        <w:t xml:space="preserve">Почему это быстрее и доступнее. </w:t>
       </w:r>
       <w:r>
         <w:rPr>
@@ -1864,7 +1793,7 @@
           <w:color w:val="333333"/>
           <w:sz w:val="22"/>
         </w:rPr>
-        <w:t>Гибрид — это ИИ плюс классическое 3D: под него мы дополнительно нанимаем 3D-моделлеров, риггеров и аниматоров. Это другая работа и другой процесс. А полностью классическая 3D-полнометражка — это 2–3 года и сотни миллионов рублей.</w:t>
+        <w:t>Классическая 3D-полнометражка — это 2–3 года и сотни миллионов рублей: ручное моделирование, риггинг, покадровая анимация, рендер. ИИ-производство снимает самые дорогие из этих этапов — поэтому фильм такого уровня реально сделать примерно за 9 месяцев.</w:t>
       </w:r>
     </w:p>
     <w:p>
@@ -1898,7 +1827,7 @@
           <w:color w:val="101010"/>
           <w:sz w:val="22"/>
         </w:rPr>
-        <w:t>Работаем строго по вашему сценарию и не начинаем анимацию, пока вы не утвердили героев и мир.</w:t>
+        <w:t>Не начинаем анимацию, пока вы не утвердили сценарий, героев и мир. А сам фильм делаем частями и показываем вам каждую.</w:t>
       </w:r>
     </w:p>
     <w:p>
@@ -2006,7 +1935,7 @@
           <w:color w:val="333333"/>
           <w:sz w:val="21"/>
         </w:rPr>
-        <w:t>Анимация с голосами героев. Сдаём вам и вносим правки.</w:t>
+        <w:t>Сначала 2–3 минуты, затем 8–10, затем — до половины фильма.</w:t>
       </w:r>
     </w:p>
     <w:p>
@@ -2094,7 +2023,396 @@
           <w:color w:val="0E8F7D"/>
           <w:sz w:val="24"/>
         </w:rPr>
-        <w:t>График по месяцам</w:t>
+        <w:t>Фильм делаем частями</w:t>
+      </w:r>
+    </w:p>
+    <w:tbl>
+      <w:tblPr>
+        <w:tblW w:type="auto" w:w="0"/>
+        <w:jc w:val="center"/>
+        <w:tblLayout w:type="fixed"/>
+        <w:tblLook w:firstColumn="1" w:firstRow="1" w:lastColumn="0" w:lastRow="0" w:noHBand="0" w:noVBand="1" w:val="04A0"/>
+        <w:tblLayout w:type="fixed"/>
+      </w:tblPr>
+      <w:tblGrid>
+        <w:gridCol w:w="2211"/>
+        <w:gridCol w:w="170"/>
+        <w:gridCol w:w="2211"/>
+        <w:gridCol w:w="170"/>
+        <w:gridCol w:w="2211"/>
+        <w:gridCol w:w="170"/>
+        <w:gridCol w:w="2211"/>
+      </w:tblGrid>
+      <w:tr>
+        <w:trPr>
+          <w:cantSplit/>
+        </w:trPr>
+        <w:tc>
+          <w:tcPr>
+            <w:tcW w:type="dxa" w:w="2211"/>
+            <w:tcBorders>
+              <w:top w:val="nil"/>
+              <w:left w:val="nil"/>
+              <w:bottom w:val="nil"/>
+              <w:right w:val="nil"/>
+            </w:tcBorders>
+            <w:shd w:val="clear" w:color="auto" w:fill="F2F3F2"/>
+            <w:tcMar>
+              <w:top w:w="160" w:type="dxa"/>
+              <w:left w:w="140" w:type="dxa"/>
+              <w:bottom w:w="160" w:type="dxa"/>
+              <w:right w:w="120" w:type="dxa"/>
+            </w:tcMar>
+          </w:tcPr>
+          <w:p>
+            <w:pPr>
+              <w:spacing w:after="60" w:line="276" w:lineRule="auto"/>
+            </w:pPr>
+            <w:r>
+              <w:rPr>
+                <w:rFonts w:ascii="Arial" w:hAnsi="Arial" w:cs="Arial" w:eastAsia="Arial"/>
+                <w:b/>
+                <w:i w:val="0"/>
+                <w:color w:val="101010"/>
+                <w:sz w:val="30"/>
+              </w:rPr>
+              <w:t>2–3 мин</w:t>
+            </w:r>
+          </w:p>
+          <w:p>
+            <w:pPr>
+              <w:spacing w:after="60" w:line="276" w:lineRule="auto"/>
+            </w:pPr>
+            <w:r>
+              <w:rPr>
+                <w:rFonts w:ascii="Arial" w:hAnsi="Arial" w:cs="Arial" w:eastAsia="Arial"/>
+                <w:b/>
+                <w:i w:val="0"/>
+                <w:color w:val="0E8F7D"/>
+                <w:sz w:val="19"/>
+              </w:rPr>
+              <w:t>Пробный фрагмент</w:t>
+            </w:r>
+          </w:p>
+          <w:p>
+            <w:pPr>
+              <w:spacing w:after="60" w:line="276" w:lineRule="auto"/>
+            </w:pPr>
+            <w:r>
+              <w:rPr>
+                <w:rFonts w:ascii="Arial" w:hAnsi="Arial" w:cs="Arial" w:eastAsia="Arial"/>
+                <w:b w:val="0"/>
+                <w:i w:val="0"/>
+                <w:color w:val="101010"/>
+                <w:sz w:val="18"/>
+              </w:rPr>
+              <w:t>Согласуем стиль, игру героев и темп</w:t>
+            </w:r>
+          </w:p>
+        </w:tc>
+        <w:tc>
+          <w:tcPr>
+            <w:tcW w:type="dxa" w:w="170"/>
+            <w:tcBorders>
+              <w:top w:val="nil"/>
+              <w:left w:val="nil"/>
+              <w:bottom w:val="nil"/>
+              <w:right w:val="nil"/>
+            </w:tcBorders>
+            <w:tcMar>
+              <w:top w:w="0" w:type="dxa"/>
+              <w:left w:w="0" w:type="dxa"/>
+              <w:bottom w:w="0" w:type="dxa"/>
+              <w:right w:w="0" w:type="dxa"/>
+            </w:tcMar>
+          </w:tcPr>
+          <w:p/>
+        </w:tc>
+        <w:tc>
+          <w:tcPr>
+            <w:tcW w:type="dxa" w:w="2211"/>
+            <w:tcBorders>
+              <w:top w:val="nil"/>
+              <w:left w:val="nil"/>
+              <w:bottom w:val="nil"/>
+              <w:right w:val="nil"/>
+            </w:tcBorders>
+            <w:shd w:val="clear" w:color="auto" w:fill="E6F7F5"/>
+            <w:tcMar>
+              <w:top w:w="160" w:type="dxa"/>
+              <w:left w:w="140" w:type="dxa"/>
+              <w:bottom w:w="160" w:type="dxa"/>
+              <w:right w:w="120" w:type="dxa"/>
+            </w:tcMar>
+          </w:tcPr>
+          <w:p>
+            <w:pPr>
+              <w:spacing w:after="60" w:line="276" w:lineRule="auto"/>
+            </w:pPr>
+            <w:r>
+              <w:rPr>
+                <w:rFonts w:ascii="Arial" w:hAnsi="Arial" w:cs="Arial" w:eastAsia="Arial"/>
+                <w:b/>
+                <w:i w:val="0"/>
+                <w:color w:val="101010"/>
+                <w:sz w:val="30"/>
+              </w:rPr>
+              <w:t>8–10 мин</w:t>
+            </w:r>
+          </w:p>
+          <w:p>
+            <w:pPr>
+              <w:spacing w:after="60" w:line="276" w:lineRule="auto"/>
+            </w:pPr>
+            <w:r>
+              <w:rPr>
+                <w:rFonts w:ascii="Arial" w:hAnsi="Arial" w:cs="Arial" w:eastAsia="Arial"/>
+                <w:b/>
+                <w:i w:val="0"/>
+                <w:color w:val="0E8F7D"/>
+                <w:sz w:val="19"/>
+              </w:rPr>
+              <w:t>Первые сцены</w:t>
+            </w:r>
+          </w:p>
+          <w:p>
+            <w:pPr>
+              <w:spacing w:after="60" w:line="276" w:lineRule="auto"/>
+            </w:pPr>
+            <w:r>
+              <w:rPr>
+                <w:rFonts w:ascii="Arial" w:hAnsi="Arial" w:cs="Arial" w:eastAsia="Arial"/>
+                <w:b w:val="0"/>
+                <w:i w:val="0"/>
+                <w:color w:val="101010"/>
+                <w:sz w:val="18"/>
+              </w:rPr>
+              <w:t>Закрепляем найденное на большем объёме</w:t>
+            </w:r>
+          </w:p>
+        </w:tc>
+        <w:tc>
+          <w:tcPr>
+            <w:tcW w:type="dxa" w:w="170"/>
+            <w:tcBorders>
+              <w:top w:val="nil"/>
+              <w:left w:val="nil"/>
+              <w:bottom w:val="nil"/>
+              <w:right w:val="nil"/>
+            </w:tcBorders>
+            <w:tcMar>
+              <w:top w:w="0" w:type="dxa"/>
+              <w:left w:w="0" w:type="dxa"/>
+              <w:bottom w:w="0" w:type="dxa"/>
+              <w:right w:w="0" w:type="dxa"/>
+            </w:tcMar>
+          </w:tcPr>
+          <w:p/>
+        </w:tc>
+        <w:tc>
+          <w:tcPr>
+            <w:tcW w:type="dxa" w:w="2211"/>
+            <w:tcBorders>
+              <w:top w:val="nil"/>
+              <w:left w:val="nil"/>
+              <w:bottom w:val="nil"/>
+              <w:right w:val="nil"/>
+            </w:tcBorders>
+            <w:shd w:val="clear" w:color="auto" w:fill="16B8A5"/>
+            <w:tcMar>
+              <w:top w:w="160" w:type="dxa"/>
+              <w:left w:w="140" w:type="dxa"/>
+              <w:bottom w:w="160" w:type="dxa"/>
+              <w:right w:w="120" w:type="dxa"/>
+            </w:tcMar>
+          </w:tcPr>
+          <w:p>
+            <w:pPr>
+              <w:spacing w:after="60" w:line="276" w:lineRule="auto"/>
+            </w:pPr>
+            <w:r>
+              <w:rPr>
+                <w:rFonts w:ascii="Arial" w:hAnsi="Arial" w:cs="Arial" w:eastAsia="Arial"/>
+                <w:b/>
+                <w:i w:val="0"/>
+                <w:color w:val="FFFFFF"/>
+                <w:sz w:val="30"/>
+              </w:rPr>
+              <w:t>~35 мин</w:t>
+            </w:r>
+          </w:p>
+          <w:p>
+            <w:pPr>
+              <w:spacing w:after="60" w:line="276" w:lineRule="auto"/>
+            </w:pPr>
+            <w:r>
+              <w:rPr>
+                <w:rFonts w:ascii="Arial" w:hAnsi="Arial" w:cs="Arial" w:eastAsia="Arial"/>
+                <w:b/>
+                <w:i w:val="0"/>
+                <w:color w:val="E6F7F5"/>
+                <w:sz w:val="19"/>
+              </w:rPr>
+              <w:t>Половина фильма</w:t>
+            </w:r>
+          </w:p>
+          <w:p>
+            <w:pPr>
+              <w:spacing w:after="60" w:line="276" w:lineRule="auto"/>
+            </w:pPr>
+            <w:r>
+              <w:rPr>
+                <w:rFonts w:ascii="Arial" w:hAnsi="Arial" w:cs="Arial" w:eastAsia="Arial"/>
+                <w:b w:val="0"/>
+                <w:i w:val="0"/>
+                <w:color w:val="FFFFFF"/>
+                <w:sz w:val="18"/>
+              </w:rPr>
+              <w:t>Сдаём первую половину → оплата 25%</w:t>
+            </w:r>
+          </w:p>
+        </w:tc>
+        <w:tc>
+          <w:tcPr>
+            <w:tcW w:type="dxa" w:w="170"/>
+            <w:tcBorders>
+              <w:top w:val="nil"/>
+              <w:left w:val="nil"/>
+              <w:bottom w:val="nil"/>
+              <w:right w:val="nil"/>
+            </w:tcBorders>
+            <w:tcMar>
+              <w:top w:w="0" w:type="dxa"/>
+              <w:left w:w="0" w:type="dxa"/>
+              <w:bottom w:w="0" w:type="dxa"/>
+              <w:right w:w="0" w:type="dxa"/>
+            </w:tcMar>
+          </w:tcPr>
+          <w:p/>
+        </w:tc>
+        <w:tc>
+          <w:tcPr>
+            <w:tcW w:type="dxa" w:w="2211"/>
+            <w:tcBorders>
+              <w:top w:val="nil"/>
+              <w:left w:val="nil"/>
+              <w:bottom w:val="nil"/>
+              <w:right w:val="nil"/>
+            </w:tcBorders>
+            <w:shd w:val="clear" w:color="auto" w:fill="272822"/>
+            <w:tcMar>
+              <w:top w:w="160" w:type="dxa"/>
+              <w:left w:w="140" w:type="dxa"/>
+              <w:bottom w:w="160" w:type="dxa"/>
+              <w:right w:w="120" w:type="dxa"/>
+            </w:tcMar>
+          </w:tcPr>
+          <w:p>
+            <w:pPr>
+              <w:spacing w:after="60" w:line="276" w:lineRule="auto"/>
+            </w:pPr>
+            <w:r>
+              <w:rPr>
+                <w:rFonts w:ascii="Arial" w:hAnsi="Arial" w:cs="Arial" w:eastAsia="Arial"/>
+                <w:b/>
+                <w:i w:val="0"/>
+                <w:color w:val="FFFFFF"/>
+                <w:sz w:val="30"/>
+              </w:rPr>
+              <w:t>~70 мин</w:t>
+            </w:r>
+          </w:p>
+          <w:p>
+            <w:pPr>
+              <w:spacing w:after="60" w:line="276" w:lineRule="auto"/>
+            </w:pPr>
+            <w:r>
+              <w:rPr>
+                <w:rFonts w:ascii="Arial" w:hAnsi="Arial" w:cs="Arial" w:eastAsia="Arial"/>
+                <w:b/>
+                <w:i w:val="0"/>
+                <w:color w:val="E6F7F5"/>
+                <w:sz w:val="19"/>
+              </w:rPr>
+              <w:t>Весь фильм</w:t>
+            </w:r>
+          </w:p>
+          <w:p>
+            <w:pPr>
+              <w:spacing w:after="60" w:line="276" w:lineRule="auto"/>
+            </w:pPr>
+            <w:r>
+              <w:rPr>
+                <w:rFonts w:ascii="Arial" w:hAnsi="Arial" w:cs="Arial" w:eastAsia="Arial"/>
+                <w:b w:val="0"/>
+                <w:i w:val="0"/>
+                <w:color w:val="FFFFFF"/>
+                <w:sz w:val="18"/>
+              </w:rPr>
+              <w:t>Вторая половина и мастер-копия → оплата 25%</w:t>
+            </w:r>
+          </w:p>
+        </w:tc>
+      </w:tr>
+    </w:tbl>
+    <w:p>
+      <w:pPr>
+        <w:spacing w:before="200" w:after="120" w:line="300" w:lineRule="auto"/>
+      </w:pPr>
+      <w:r>
+        <w:rPr>
+          <w:rFonts w:ascii="Arial" w:hAnsi="Arial" w:cs="Arial" w:eastAsia="Arial"/>
+          <w:b/>
+          <w:i w:val="0"/>
+          <w:color w:val="0E8F7D"/>
+          <w:sz w:val="22"/>
+        </w:rPr>
+        <w:t xml:space="preserve">Зачем частями. </w:t>
+      </w:r>
+      <w:r>
+        <w:rPr>
+          <w:rFonts w:ascii="Arial" w:hAnsi="Arial" w:cs="Arial" w:eastAsia="Arial"/>
+          <w:b w:val="0"/>
+          <w:i w:val="0"/>
+          <w:color w:val="333333"/>
+          <w:sz w:val="22"/>
+        </w:rPr>
+        <w:t>Так мультфильм получается максимально качественным. Стиль, игру героев и темп мы проверяем на коротком фрагменте — и не переделываем потом десятки минут. Каждая следующая часть опирается на уже согласованную, поэтому фильм выглядит цельным, а правки остаются точечными.</w:t>
+      </w:r>
+    </w:p>
+    <w:p>
+      <w:pPr>
+        <w:spacing w:before="400" w:after="200" w:line="264" w:lineRule="auto"/>
+        <w:pBdr>
+          <w:bottom w:val="single" w:sz="12" w:space="4" w:color="0E8F7D"/>
+        </w:pBdr>
+        <w:keepNext/>
+      </w:pPr>
+      <w:r>
+        <w:rPr>
+          <w:rFonts w:ascii="Arial" w:hAnsi="Arial" w:cs="Arial" w:eastAsia="Arial"/>
+          <w:b/>
+          <w:i w:val="0"/>
+          <w:color w:val="0E8F7D"/>
+          <w:sz w:val="36"/>
+        </w:rPr>
+        <w:t>ГРАФИК И СОЗВОНЫ</w:t>
+      </w:r>
+    </w:p>
+    <w:p>
+      <w:pPr>
+        <w:spacing w:before="0" w:after="160" w:line="300" w:lineRule="auto"/>
+        <w:keepNext/>
+      </w:pPr>
+      <w:r>
+        <w:rPr>
+          <w:rFonts w:ascii="Arial" w:hAnsi="Arial" w:cs="Arial" w:eastAsia="Arial"/>
+          <w:b/>
+          <w:i w:val="0"/>
+          <w:color w:val="0E8F7D"/>
+          <w:sz w:val="24"/>
+        </w:rPr>
+        <w:t>График — ориентировочно 9 месяцев, включая правки</w:t>
       </w:r>
     </w:p>
     <w:tbl>
@@ -3810,7 +4128,7 @@
                 <w:color w:val="101010"/>
                 <w:sz w:val="19"/>
               </w:rPr>
-              <w:t>Созвоны и отчёты</w:t>
+              <w:t>Созвоны · раз в 2,5 недели</w:t>
             </w:r>
           </w:p>
         </w:tc>
@@ -4336,7 +4654,7 @@
           <w:color w:val="0E8F7D"/>
           <w:sz w:val="22"/>
         </w:rPr>
-        <w:t xml:space="preserve">Срок — до 9 месяцев, </w:t>
+        <w:t xml:space="preserve">Срок — ориентировочно 9 месяцев, </w:t>
       </w:r>
       <w:r>
         <w:rPr>
@@ -4346,7 +4664,7 @@
           <w:color w:val="333333"/>
           <w:sz w:val="22"/>
         </w:rPr>
-        <w:t>включая все правки: на 3 месяца быстрее, чем вы закладывали в брифе.</w:t>
+        <w:t>включая правки: примерно на 3 месяца быстрее, чем вы закладывали в брифе.</w:t>
       </w:r>
     </w:p>
     <w:p>
@@ -4362,7 +4680,7 @@
           <w:color w:val="0E8F7D"/>
           <w:sz w:val="24"/>
         </w:rPr>
-        <w:t>Вы всегда видите, как идёт работа</w:t>
+        <w:t>Ритм работы и созвоны</w:t>
       </w:r>
     </w:p>
     <w:tbl>
@@ -4374,8 +4692,8 @@
         <w:tblLayout w:type="fixed"/>
       </w:tblPr>
       <w:tblGrid>
-        <w:gridCol w:w="2268"/>
-        <w:gridCol w:w="7087"/>
+        <w:gridCol w:w="2494"/>
+        <w:gridCol w:w="6860"/>
       </w:tblGrid>
       <w:tr>
         <w:trPr>
@@ -4383,7 +4701,7 @@
         </w:trPr>
         <w:tc>
           <w:tcPr>
-            <w:tcW w:type="dxa" w:w="2268"/>
+            <w:tcW w:type="dxa" w:w="2494"/>
             <w:shd w:val="clear" w:color="auto" w:fill="E6F7F5"/>
             <w:tcBorders>
               <w:top w:val="single" w:sz="4" w:space="0" w:color="E2E8E6"/>
@@ -4411,13 +4729,13 @@
                 <w:color w:val="0E8F7D"/>
                 <w:sz w:val="21"/>
               </w:rPr>
-              <w:t>Связь</w:t>
+              <w:t>Первые 1,5–2 месяца</w:t>
             </w:r>
           </w:p>
         </w:tc>
         <w:tc>
           <w:tcPr>
-            <w:tcW w:type="dxa" w:w="7087"/>
+            <w:tcW w:type="dxa" w:w="6860"/>
             <w:shd w:val="clear" w:color="auto" w:fill="E6F7F5"/>
             <w:tcBorders>
               <w:top w:val="single" w:sz="4" w:space="0" w:color="E2E8E6"/>
@@ -4445,7 +4763,7 @@
                 <w:color w:val="333333"/>
                 <w:sz w:val="21"/>
               </w:rPr>
-              <w:t>Созвон с режиссёром и продюсером каждую неделю. Отчёты с готовыми сценами по ходу работы. Один продюсер на связи и общий чат.</w:t>
+              <w:t>Сценарий, раскадровка, мир и герои. Созваниваемся раз в 2,5 недели — это оптимальный ритм: успеваем показать заметный прогресс, и вы всегда в курсе.</w:t>
             </w:r>
           </w:p>
         </w:tc>
@@ -4456,8 +4774,81 @@
         </w:trPr>
         <w:tc>
           <w:tcPr>
-            <w:tcW w:type="dxa" w:w="2268"/>
+            <w:tcW w:type="dxa" w:w="2494"/>
             <w:shd w:val="clear" w:color="auto" w:fill="FFFFFF"/>
+            <w:tcBorders>
+              <w:top w:val="single" w:sz="4" w:space="0" w:color="E2E8E6"/>
+              <w:left w:val="single" w:sz="4" w:space="0" w:color="E2E8E6"/>
+              <w:bottom w:val="single" w:sz="4" w:space="0" w:color="E2E8E6"/>
+              <w:right w:val="single" w:sz="4" w:space="0" w:color="E2E8E6"/>
+            </w:tcBorders>
+            <w:tcMar>
+              <w:top w:w="100" w:type="dxa"/>
+              <w:left w:w="140" w:type="dxa"/>
+              <w:bottom w:w="100" w:type="dxa"/>
+              <w:right w:w="140" w:type="dxa"/>
+            </w:tcMar>
+          </w:tcPr>
+          <w:p>
+            <w:pPr>
+              <w:spacing w:before="60" w:after="60" w:line="288" w:lineRule="auto"/>
+              <w:keepNext/>
+            </w:pPr>
+            <w:r>
+              <w:rPr>
+                <w:rFonts w:ascii="Arial" w:hAnsi="Arial" w:cs="Arial" w:eastAsia="Arial"/>
+                <w:b/>
+                <w:i w:val="0"/>
+                <w:color w:val="0E8F7D"/>
+                <w:sz w:val="21"/>
+              </w:rPr>
+              <w:t>Производство фильма</w:t>
+            </w:r>
+          </w:p>
+        </w:tc>
+        <w:tc>
+          <w:tcPr>
+            <w:tcW w:type="dxa" w:w="6860"/>
+            <w:shd w:val="clear" w:color="auto" w:fill="FFFFFF"/>
+            <w:tcBorders>
+              <w:top w:val="single" w:sz="4" w:space="0" w:color="E2E8E6"/>
+              <w:left w:val="single" w:sz="4" w:space="0" w:color="E2E8E6"/>
+              <w:bottom w:val="single" w:sz="4" w:space="0" w:color="E2E8E6"/>
+              <w:right w:val="single" w:sz="4" w:space="0" w:color="E2E8E6"/>
+            </w:tcBorders>
+            <w:tcMar>
+              <w:top w:w="100" w:type="dxa"/>
+              <w:left w:w="140" w:type="dxa"/>
+              <w:bottom w:w="100" w:type="dxa"/>
+              <w:right w:w="140" w:type="dxa"/>
+            </w:tcMar>
+          </w:tcPr>
+          <w:p>
+            <w:pPr>
+              <w:spacing w:before="60" w:after="60" w:line="288" w:lineRule="auto"/>
+              <w:keepNext/>
+            </w:pPr>
+            <w:r>
+              <w:rPr>
+                <w:rFonts w:ascii="Arial" w:hAnsi="Arial" w:cs="Arial" w:eastAsia="Arial"/>
+                <w:b w:val="0"/>
+                <w:i w:val="0"/>
+                <w:color w:val="333333"/>
+                <w:sz w:val="21"/>
+              </w:rPr>
+              <w:t>Созвоны — по готовым материалам, примерно раз в 2,5 недели: показываем новые ~8,5 минут фильма → слушаем вашу обратную связь → до конца месяца дорабатываем эти минуты.</w:t>
+            </w:r>
+          </w:p>
+        </w:tc>
+      </w:tr>
+      <w:tr>
+        <w:trPr>
+          <w:cantSplit/>
+        </w:trPr>
+        <w:tc>
+          <w:tcPr>
+            <w:tcW w:type="dxa" w:w="2494"/>
+            <w:shd w:val="clear" w:color="auto" w:fill="E6F7F5"/>
             <w:tcBorders>
               <w:top w:val="single" w:sz="4" w:space="0" w:color="E2E8E6"/>
               <w:left w:val="single" w:sz="4" w:space="0" w:color="E2E8E6"/>
@@ -4483,14 +4874,14 @@
                 <w:color w:val="0E8F7D"/>
                 <w:sz w:val="21"/>
               </w:rPr>
-              <w:t>Согласования</w:t>
+              <w:t>Между созвонами</w:t>
             </w:r>
           </w:p>
         </w:tc>
         <w:tc>
           <w:tcPr>
-            <w:tcW w:type="dxa" w:w="7087"/>
-            <w:shd w:val="clear" w:color="auto" w:fill="FFFFFF"/>
+            <w:tcW w:type="dxa" w:w="6860"/>
+            <w:shd w:val="clear" w:color="auto" w:fill="E6F7F5"/>
             <w:tcBorders>
               <w:top w:val="single" w:sz="4" w:space="0" w:color="E2E8E6"/>
               <w:left w:val="single" w:sz="4" w:space="0" w:color="E2E8E6"/>
@@ -4516,7 +4907,7 @@
                 <w:color w:val="333333"/>
                 <w:sz w:val="21"/>
               </w:rPr>
-              <w:t>Сценарий, героев и мир утверждаете до анимации. Каждую половину фильма принимаете отдельно. Правки — на каждом этапе, в рамках 9 месяцев.</w:t>
+              <w:t>На связи продюсер — в общем чате. Так работа идёт без простоев, а ваше время уходит только на готовые материалы.</w:t>
             </w:r>
           </w:p>
         </w:tc>
@@ -4601,7 +4992,7 @@
                 <w:b/>
                 <w:i w:val="0"/>
                 <w:color w:val="0E8F7D"/>
-                <w:sz w:val="21"/>
+                <w:sz w:val="20"/>
               </w:rPr>
               <w:t>Режиссёр-постановщик</w:t>
             </w:r>
@@ -4635,7 +5026,7 @@
                 <w:b w:val="0"/>
                 <w:i w:val="0"/>
                 <w:color w:val="333333"/>
-                <w:sz w:val="21"/>
+                <w:sz w:val="20"/>
               </w:rPr>
               <w:t>История на экране: темп, актёрская игра, эмоции героев</w:t>
             </w:r>
@@ -4674,7 +5065,7 @@
                 <w:b/>
                 <w:i w:val="0"/>
                 <w:color w:val="0E8F7D"/>
-                <w:sz w:val="21"/>
+                <w:sz w:val="20"/>
               </w:rPr>
               <w:t>Арт-директор</w:t>
             </w:r>
@@ -4708,7 +5099,7 @@
                 <w:b w:val="0"/>
                 <w:i w:val="0"/>
                 <w:color w:val="333333"/>
-                <w:sz w:val="21"/>
+                <w:sz w:val="20"/>
               </w:rPr>
               <w:t>Единый визуальный мир: стиль, свет и цвет</w:t>
             </w:r>
@@ -4747,7 +5138,7 @@
                 <w:b/>
                 <w:i w:val="0"/>
                 <w:color w:val="0E8F7D"/>
-                <w:sz w:val="21"/>
+                <w:sz w:val="20"/>
               </w:rPr>
               <w:t>Художники персонажей и локаций</w:t>
             </w:r>
@@ -4781,7 +5172,7 @@
                 <w:b w:val="0"/>
                 <w:i w:val="0"/>
                 <w:color w:val="333333"/>
-                <w:sz w:val="21"/>
+                <w:sz w:val="20"/>
               </w:rPr>
               <w:t>Герои, окружение и реквизит — с нуля</w:t>
             </w:r>
@@ -4820,7 +5211,7 @@
                 <w:b/>
                 <w:i w:val="0"/>
                 <w:color w:val="0E8F7D"/>
-                <w:sz w:val="21"/>
+                <w:sz w:val="20"/>
               </w:rPr>
               <w:t>ИИ-аниматоры</w:t>
             </w:r>
@@ -4854,7 +5245,7 @@
                 <w:b w:val="0"/>
                 <w:i w:val="0"/>
                 <w:color w:val="333333"/>
-                <w:sz w:val="21"/>
+                <w:sz w:val="20"/>
               </w:rPr>
               <w:t>Анимация сцен, диалогов и экшна</w:t>
             </w:r>
@@ -4893,7 +5284,7 @@
                 <w:b/>
                 <w:i w:val="0"/>
                 <w:color w:val="0E8F7D"/>
-                <w:sz w:val="21"/>
+                <w:sz w:val="20"/>
               </w:rPr>
               <w:t>VFX и композитинг</w:t>
             </w:r>
@@ -4927,7 +5318,7 @@
                 <w:b w:val="0"/>
                 <w:i w:val="0"/>
                 <w:color w:val="333333"/>
-                <w:sz w:val="21"/>
+                <w:sz w:val="20"/>
               </w:rPr>
               <w:t>Магия, спецэффекты и ручная доводка кадров</w:t>
             </w:r>
@@ -4966,7 +5357,7 @@
                 <w:b/>
                 <w:i w:val="0"/>
                 <w:color w:val="0E8F7D"/>
-                <w:sz w:val="21"/>
+                <w:sz w:val="20"/>
               </w:rPr>
               <w:t>Звукорежиссёр</w:t>
             </w:r>
@@ -5000,7 +5391,7 @@
                 <w:b w:val="0"/>
                 <w:i w:val="0"/>
                 <w:color w:val="333333"/>
-                <w:sz w:val="21"/>
+                <w:sz w:val="20"/>
               </w:rPr>
               <w:t>Голоса героев, музыка, саунд-дизайн и сведение</w:t>
             </w:r>
@@ -5039,7 +5430,7 @@
                 <w:b/>
                 <w:i w:val="0"/>
                 <w:color w:val="0E8F7D"/>
-                <w:sz w:val="21"/>
+                <w:sz w:val="20"/>
               </w:rPr>
               <w:t>Монтажёр-колорист</w:t>
             </w:r>
@@ -5073,7 +5464,7 @@
                 <w:b w:val="0"/>
                 <w:i w:val="0"/>
                 <w:color w:val="333333"/>
-                <w:sz w:val="21"/>
+                <w:sz w:val="20"/>
               </w:rPr>
               <w:t>Монтаж, цвет и мастер-копия</w:t>
             </w:r>
@@ -5111,7 +5502,7 @@
                 <w:b/>
                 <w:i w:val="0"/>
                 <w:color w:val="0E8F7D"/>
-                <w:sz w:val="21"/>
+                <w:sz w:val="20"/>
               </w:rPr>
               <w:t>Продюсер</w:t>
             </w:r>
@@ -5144,7 +5535,7 @@
                 <w:b w:val="0"/>
                 <w:i w:val="0"/>
                 <w:color w:val="333333"/>
-                <w:sz w:val="21"/>
+                <w:sz w:val="20"/>
               </w:rPr>
               <w:t>График, отчёты и связь с вами</w:t>
             </w:r>
@@ -5181,7 +5572,7 @@
           <w:color w:val="101010"/>
           <w:sz w:val="22"/>
         </w:rPr>
-        <w:t>У нас большой опыт в фильмах и длинном формате и сильная сценарная работа. Мы понимаем драматургию, поэтому бережно переносим вашу историю на экран — с тем юмором, темпом и эмоциями, которые в неё заложены.</w:t>
+        <w:t>У нас большой опыт в фильмах, длинном формате и сценарной работе. Мы понимаем драматургию, поэтому бережно переносим вашу историю на экран — с тем юмором, темпом и эмоциями, которые в неё заложены.</w:t>
       </w:r>
     </w:p>
     <w:tbl>
@@ -5193,7 +5584,8 @@
         <w:tblLayout w:type="fixed"/>
       </w:tblPr>
       <w:tblGrid>
-        <w:gridCol w:w="9354"/>
+        <w:gridCol w:w="4677"/>
+        <w:gridCol w:w="4677"/>
       </w:tblGrid>
       <w:tr>
         <w:trPr>
@@ -5201,7 +5593,7 @@
         </w:trPr>
         <w:tc>
           <w:tcPr>
-            <w:tcW w:type="dxa" w:w="9354"/>
+            <w:tcW w:type="dxa" w:w="4677"/>
             <w:shd w:val="clear" w:color="auto" w:fill="272822"/>
             <w:tcBorders>
               <w:top w:val="nil"/>
@@ -5210,15 +5602,15 @@
               <w:right w:val="nil"/>
             </w:tcBorders>
             <w:tcMar>
-              <w:top w:w="220" w:type="dxa"/>
-              <w:left w:w="260" w:type="dxa"/>
-              <w:bottom w:w="220" w:type="dxa"/>
-              <w:right w:w="260" w:type="dxa"/>
+              <w:top w:w="130" w:type="dxa"/>
+              <w:left w:w="200" w:type="dxa"/>
+              <w:bottom w:w="130" w:type="dxa"/>
+              <w:right w:w="200" w:type="dxa"/>
             </w:tcMar>
           </w:tcPr>
           <w:p>
             <w:pPr>
-              <w:spacing w:after="80"/>
+              <w:spacing w:after="60"/>
             </w:pPr>
             <w:r>
               <w:rPr>
@@ -5229,27 +5621,12 @@
                 <w:sz w:val="17"/>
                 <w:spacing w:val="24"/>
               </w:rPr>
-              <w:t>КЕЙС · ГОСУДАРСТВЕННЫЙ ЗАКАЗ · АДЫГЕЯ</w:t>
+              <w:t>БОЛЬШИЕ КОМАНДЫ</w:t>
             </w:r>
           </w:p>
           <w:p>
             <w:pPr>
-              <w:spacing w:after="120"/>
-            </w:pPr>
-            <w:r>
-              <w:rPr>
-                <w:rFonts w:ascii="Arial" w:hAnsi="Arial" w:cs="Arial" w:eastAsia="Arial"/>
-                <w:b/>
-                <w:i w:val="0"/>
-                <w:color w:val="FFFFFF"/>
-                <w:sz w:val="28"/>
-              </w:rPr>
-              <w:t>Фильм «Орнамент жизни» — 18 минут</w:t>
-            </w:r>
-          </w:p>
-          <w:p>
-            <w:pPr>
-              <w:spacing w:after="100" w:line="300" w:lineRule="auto"/>
+              <w:spacing w:after="0" w:line="300" w:lineRule="auto"/>
             </w:pPr>
             <w:r>
               <w:rPr>
@@ -5257,14 +5634,32 @@
                 <w:b w:val="0"/>
                 <w:i w:val="0"/>
                 <w:color w:val="E6F7F5"/>
-                <w:sz w:val="20"/>
+                <w:sz w:val="19"/>
               </w:rPr>
-              <w:t>Фильм для фестиваля адыгских традиций. Множество согласований в разных инстанциях, большая команда и очень сжатые сроки.</w:t>
+              <w:t>Работали с самыми разными командами и большим количеством людей со стороны заказчика — знаем, как выстроить работу, чтобы проект двигался.</w:t>
             </w:r>
           </w:p>
+        </w:tc>
+        <w:tc>
+          <w:tcPr>
+            <w:tcW w:type="dxa" w:w="4677"/>
+            <w:shd w:val="clear" w:color="auto" w:fill="272822"/>
+            <w:tcBorders>
+              <w:top w:val="nil"/>
+              <w:left w:val="nil"/>
+              <w:bottom w:val="nil"/>
+              <w:right w:val="nil"/>
+            </w:tcBorders>
+            <w:tcMar>
+              <w:top w:w="130" w:type="dxa"/>
+              <w:left w:w="200" w:type="dxa"/>
+              <w:bottom w:w="130" w:type="dxa"/>
+              <w:right w:w="200" w:type="dxa"/>
+            </w:tcMar>
+          </w:tcPr>
           <w:p>
             <w:pPr>
-              <w:spacing w:after="100" w:line="300" w:lineRule="auto"/>
+              <w:spacing w:after="60"/>
             </w:pPr>
             <w:r>
               <w:rPr>
@@ -5272,24 +5667,53 @@
                 <w:b/>
                 <w:i w:val="0"/>
                 <w:color w:val="00C4A8"/>
-                <w:sz w:val="20"/>
+                <w:sz w:val="17"/>
+                <w:spacing w:val="24"/>
               </w:rPr>
-              <w:t xml:space="preserve">Что это значит для вас: </w:t>
+              <w:t>МНОГО СОГЛАСОВАНИЙ</w:t>
             </w:r>
+          </w:p>
+          <w:p>
+            <w:pPr>
+              <w:spacing w:after="0" w:line="300" w:lineRule="auto"/>
+            </w:pPr>
             <w:r>
               <w:rPr>
                 <w:rFonts w:ascii="Arial" w:hAnsi="Arial" w:cs="Arial" w:eastAsia="Arial"/>
                 <w:b w:val="0"/>
                 <w:i w:val="0"/>
                 <w:color w:val="E6F7F5"/>
-                <w:sz w:val="20"/>
+                <w:sz w:val="19"/>
               </w:rPr>
-              <w:t>мы умеем вести длинный формат, большую команду и многоуровневые согласования. У «Потолкуем?» график спокойнее — это время уйдёт в качество.</w:t>
+              <w:t>За плечами много государственных заказов, где каждый этап проходит согласования в разных инстанциях. Знаем, как пройти их без потери темпа.</w:t>
             </w:r>
           </w:p>
+        </w:tc>
+      </w:tr>
+      <w:tr>
+        <w:trPr>
+          <w:cantSplit/>
+        </w:trPr>
+        <w:tc>
+          <w:tcPr>
+            <w:tcW w:type="dxa" w:w="4677"/>
+            <w:shd w:val="clear" w:color="auto" w:fill="272822"/>
+            <w:tcBorders>
+              <w:top w:val="nil"/>
+              <w:left w:val="nil"/>
+              <w:bottom w:val="nil"/>
+              <w:right w:val="nil"/>
+            </w:tcBorders>
+            <w:tcMar>
+              <w:top w:w="130" w:type="dxa"/>
+              <w:left w:w="200" w:type="dxa"/>
+              <w:bottom w:w="130" w:type="dxa"/>
+              <w:right w:w="200" w:type="dxa"/>
+            </w:tcMar>
+          </w:tcPr>
           <w:p>
             <w:pPr>
-              <w:spacing w:after="0"/>
+              <w:spacing w:after="60"/>
             </w:pPr>
             <w:r>
               <w:rPr>
@@ -5297,9 +5721,74 @@
                 <w:b/>
                 <w:i w:val="0"/>
                 <w:color w:val="00C4A8"/>
-                <w:sz w:val="20"/>
+                <w:sz w:val="17"/>
+                <w:spacing w:val="24"/>
               </w:rPr>
-              <w:t>Смотреть: ornament-life.ru/#video</w:t>
+              <w:t>ДОВОДИМ ДО КОНЦА</w:t>
+            </w:r>
+          </w:p>
+          <w:p>
+            <w:pPr>
+              <w:spacing w:after="0" w:line="300" w:lineRule="auto"/>
+            </w:pPr>
+            <w:r>
+              <w:rPr>
+                <w:rFonts w:ascii="Arial" w:hAnsi="Arial" w:cs="Arial" w:eastAsia="Arial"/>
+                <w:b w:val="0"/>
+                <w:i w:val="0"/>
+                <w:color w:val="E6F7F5"/>
+                <w:sz w:val="19"/>
+              </w:rPr>
+              <w:t>Всегда доделываем работу до конца и не боимся большого количества правок.</w:t>
+            </w:r>
+          </w:p>
+        </w:tc>
+        <w:tc>
+          <w:tcPr>
+            <w:tcW w:type="dxa" w:w="4677"/>
+            <w:shd w:val="clear" w:color="auto" w:fill="272822"/>
+            <w:tcBorders>
+              <w:top w:val="nil"/>
+              <w:left w:val="nil"/>
+              <w:bottom w:val="nil"/>
+              <w:right w:val="nil"/>
+            </w:tcBorders>
+            <w:tcMar>
+              <w:top w:w="130" w:type="dxa"/>
+              <w:left w:w="200" w:type="dxa"/>
+              <w:bottom w:w="130" w:type="dxa"/>
+              <w:right w:w="200" w:type="dxa"/>
+            </w:tcMar>
+          </w:tcPr>
+          <w:p>
+            <w:pPr>
+              <w:spacing w:after="60"/>
+            </w:pPr>
+            <w:r>
+              <w:rPr>
+                <w:rFonts w:ascii="Arial" w:hAnsi="Arial" w:cs="Arial" w:eastAsia="Arial"/>
+                <w:b/>
+                <w:i w:val="0"/>
+                <w:color w:val="00C4A8"/>
+                <w:sz w:val="17"/>
+                <w:spacing w:val="24"/>
+              </w:rPr>
+              <w:t>КАЧЕСТВО — ПРИНЦИП</w:t>
+            </w:r>
+          </w:p>
+          <w:p>
+            <w:pPr>
+              <w:spacing w:after="0" w:line="300" w:lineRule="auto"/>
+            </w:pPr>
+            <w:r>
+              <w:rPr>
+                <w:rFonts w:ascii="Arial" w:hAnsi="Arial" w:cs="Arial" w:eastAsia="Arial"/>
+                <w:b w:val="0"/>
+                <w:i w:val="0"/>
+                <w:color w:val="E6F7F5"/>
+                <w:sz w:val="19"/>
+              </w:rPr>
+              <w:t>Нам принципиально важно сделать максимально качественный и красивый фильм: каждый проект — это наша репутация.</w:t>
             </w:r>
           </w:p>
         </w:tc>
@@ -5317,7 +5806,7 @@
           <w:color w:val="6B6B6B"/>
           <w:sz w:val="19"/>
         </w:rPr>
-        <w:t>Часть больших проектов — под NDA: фрагменты покажем на созвоне.</w:t>
+        <w:t>Большинство государственных и крупных проектов — под NDA, поэтому публично мы о них не рассказываем. Фрагменты можем показать на созвоне.</w:t>
       </w:r>
     </w:p>
     <w:p>
@@ -5359,7 +5848,7 @@
           <w:color w:val="101010"/>
           <w:sz w:val="22"/>
         </w:rPr>
-        <w:t>Больше половины бюджета — анимация: именно она делает мультфильм живым. Героев и мир мы создаём один раз — и они работают на все 70 минут. Гибрид дороже на 1,5 млн ₽ — за счёт отдельной классической 3D-команды.</w:t>
+        <w:t>Больше половины бюджета — анимация: именно она делает мультфильм живым. Героев и мир мы создаём один раз — и они работают на все 70 минут.</w:t>
       </w:r>
     </w:p>
     <w:tbl>
@@ -6159,7 +6648,6 @@
           <w:p>
             <w:pPr>
               <w:spacing w:before="60" w:after="60" w:line="288" w:lineRule="auto"/>
-              <w:keepNext/>
             </w:pPr>
             <w:r>
               <w:rPr>
@@ -6169,222 +6657,7 @@
                 <w:color w:val="101010"/>
                 <w:sz w:val="19"/>
               </w:rPr>
-              <w:t>ИИ-формат</w:t>
-            </w:r>
-          </w:p>
-        </w:tc>
-        <w:tc>
-          <w:tcPr>
-            <w:tcW w:type="dxa" w:w="5216"/>
-            <w:shd w:val="clear" w:color="auto" w:fill="E6F7F5"/>
-            <w:tcBorders>
-              <w:top w:val="single" w:sz="4" w:space="0" w:color="E2E8E6"/>
-              <w:left w:val="single" w:sz="4" w:space="0" w:color="E2E8E6"/>
-              <w:bottom w:val="single" w:sz="4" w:space="0" w:color="E2E8E6"/>
-              <w:right w:val="single" w:sz="4" w:space="0" w:color="E2E8E6"/>
-            </w:tcBorders>
-            <w:tcMar>
-              <w:top w:w="100" w:type="dxa"/>
-              <w:left w:w="140" w:type="dxa"/>
-              <w:bottom w:w="100" w:type="dxa"/>
-              <w:right w:w="140" w:type="dxa"/>
-            </w:tcMar>
-          </w:tcPr>
-          <w:p>
-            <w:pPr>
-              <w:spacing w:before="60" w:after="60" w:line="288" w:lineRule="auto"/>
-              <w:keepNext/>
-            </w:pPr>
-            <w:r>
-              <w:rPr>
-                <w:rFonts w:ascii="Arial" w:hAnsi="Arial" w:cs="Arial" w:eastAsia="Arial"/>
-                <w:b/>
-                <w:i w:val="0"/>
-                <w:color w:val="101010"/>
-                <w:sz w:val="19"/>
-              </w:rPr>
-              <w:t>Фильм ~70 минут под ключ · рекомендуем</w:t>
-            </w:r>
-          </w:p>
-        </w:tc>
-        <w:tc>
-          <w:tcPr>
-            <w:tcW w:type="dxa" w:w="1757"/>
-            <w:shd w:val="clear" w:color="auto" w:fill="E6F7F5"/>
-            <w:tcBorders>
-              <w:top w:val="single" w:sz="4" w:space="0" w:color="E2E8E6"/>
-              <w:left w:val="single" w:sz="4" w:space="0" w:color="E2E8E6"/>
-              <w:bottom w:val="single" w:sz="4" w:space="0" w:color="E2E8E6"/>
-              <w:right w:val="single" w:sz="4" w:space="0" w:color="E2E8E6"/>
-            </w:tcBorders>
-            <w:tcMar>
-              <w:top w:w="100" w:type="dxa"/>
-              <w:left w:w="140" w:type="dxa"/>
-              <w:bottom w:w="100" w:type="dxa"/>
-              <w:right w:w="140" w:type="dxa"/>
-            </w:tcMar>
-          </w:tcPr>
-          <w:p>
-            <w:pPr>
-              <w:spacing w:before="60" w:after="60" w:line="288" w:lineRule="auto"/>
-              <w:keepNext/>
-              <w:jc w:val="right"/>
-            </w:pPr>
-            <w:r>
-              <w:rPr>
-                <w:rFonts w:ascii="Arial" w:hAnsi="Arial" w:cs="Arial" w:eastAsia="Arial"/>
-                <w:b/>
-                <w:i w:val="0"/>
-                <w:color w:val="0E8F7D"/>
-                <w:sz w:val="19"/>
-              </w:rPr>
-              <w:t>3 900 000 ₽</w:t>
-            </w:r>
-          </w:p>
-        </w:tc>
-      </w:tr>
-      <w:tr>
-        <w:trPr>
-          <w:cantSplit/>
-        </w:trPr>
-        <w:tc>
-          <w:tcPr>
-            <w:tcW w:type="dxa" w:w="2381"/>
-            <w:shd w:val="clear" w:color="auto" w:fill="FFFFFF"/>
-            <w:tcBorders>
-              <w:top w:val="single" w:sz="4" w:space="0" w:color="E2E8E6"/>
-              <w:left w:val="single" w:sz="4" w:space="0" w:color="E2E8E6"/>
-              <w:bottom w:val="single" w:sz="4" w:space="0" w:color="E2E8E6"/>
-              <w:right w:val="single" w:sz="4" w:space="0" w:color="E2E8E6"/>
-            </w:tcBorders>
-            <w:tcMar>
-              <w:top w:w="100" w:type="dxa"/>
-              <w:left w:w="140" w:type="dxa"/>
-              <w:bottom w:w="100" w:type="dxa"/>
-              <w:right w:w="140" w:type="dxa"/>
-            </w:tcMar>
-          </w:tcPr>
-          <w:p>
-            <w:pPr>
-              <w:spacing w:before="60" w:after="60" w:line="288" w:lineRule="auto"/>
-              <w:keepNext/>
-            </w:pPr>
-            <w:r>
-              <w:rPr>
-                <w:rFonts w:ascii="Arial" w:hAnsi="Arial" w:cs="Arial" w:eastAsia="Arial"/>
-                <w:b/>
-                <w:i w:val="0"/>
-                <w:color w:val="0E8F7D"/>
-                <w:sz w:val="19"/>
-              </w:rPr>
-              <w:t>+ Классическое 3D</w:t>
-            </w:r>
-          </w:p>
-        </w:tc>
-        <w:tc>
-          <w:tcPr>
-            <w:tcW w:type="dxa" w:w="5216"/>
-            <w:shd w:val="clear" w:color="auto" w:fill="FFFFFF"/>
-            <w:tcBorders>
-              <w:top w:val="single" w:sz="4" w:space="0" w:color="E2E8E6"/>
-              <w:left w:val="single" w:sz="4" w:space="0" w:color="E2E8E6"/>
-              <w:bottom w:val="single" w:sz="4" w:space="0" w:color="E2E8E6"/>
-              <w:right w:val="single" w:sz="4" w:space="0" w:color="E2E8E6"/>
-            </w:tcBorders>
-            <w:tcMar>
-              <w:top w:w="100" w:type="dxa"/>
-              <w:left w:w="140" w:type="dxa"/>
-              <w:bottom w:w="100" w:type="dxa"/>
-              <w:right w:w="140" w:type="dxa"/>
-            </w:tcMar>
-          </w:tcPr>
-          <w:p>
-            <w:pPr>
-              <w:spacing w:before="60" w:after="60" w:line="288" w:lineRule="auto"/>
-              <w:keepNext/>
-            </w:pPr>
-            <w:r>
-              <w:rPr>
-                <w:rFonts w:ascii="Arial" w:hAnsi="Arial" w:cs="Arial" w:eastAsia="Arial"/>
-                <w:b w:val="0"/>
-                <w:i w:val="0"/>
-                <w:color w:val="333333"/>
-                <w:sz w:val="19"/>
-              </w:rPr>
-              <w:t>Отдельная команда: 3D-моделлеры, риггеры, аниматоры</w:t>
-            </w:r>
-          </w:p>
-        </w:tc>
-        <w:tc>
-          <w:tcPr>
-            <w:tcW w:type="dxa" w:w="1757"/>
-            <w:shd w:val="clear" w:color="auto" w:fill="FFFFFF"/>
-            <w:tcBorders>
-              <w:top w:val="single" w:sz="4" w:space="0" w:color="E2E8E6"/>
-              <w:left w:val="single" w:sz="4" w:space="0" w:color="E2E8E6"/>
-              <w:bottom w:val="single" w:sz="4" w:space="0" w:color="E2E8E6"/>
-              <w:right w:val="single" w:sz="4" w:space="0" w:color="E2E8E6"/>
-            </w:tcBorders>
-            <w:tcMar>
-              <w:top w:w="100" w:type="dxa"/>
-              <w:left w:w="140" w:type="dxa"/>
-              <w:bottom w:w="100" w:type="dxa"/>
-              <w:right w:w="140" w:type="dxa"/>
-            </w:tcMar>
-          </w:tcPr>
-          <w:p>
-            <w:pPr>
-              <w:spacing w:before="60" w:after="60" w:line="288" w:lineRule="auto"/>
-              <w:keepNext/>
-              <w:jc w:val="right"/>
-            </w:pPr>
-            <w:r>
-              <w:rPr>
-                <w:rFonts w:ascii="Arial" w:hAnsi="Arial" w:cs="Arial" w:eastAsia="Arial"/>
-                <w:b w:val="0"/>
-                <w:i w:val="0"/>
-                <w:color w:val="333333"/>
-                <w:sz w:val="19"/>
-              </w:rPr>
-              <w:t>+ 1 500 000 ₽</w:t>
-            </w:r>
-          </w:p>
-        </w:tc>
-      </w:tr>
-      <w:tr>
-        <w:trPr>
-          <w:cantSplit/>
-        </w:trPr>
-        <w:tc>
-          <w:tcPr>
-            <w:tcW w:type="dxa" w:w="2381"/>
-            <w:shd w:val="clear" w:color="auto" w:fill="E6F7F5"/>
-            <w:tcBorders>
-              <w:top w:val="single" w:sz="4" w:space="0" w:color="E2E8E6"/>
-              <w:left w:val="single" w:sz="4" w:space="0" w:color="E2E8E6"/>
-              <w:bottom w:val="single" w:sz="4" w:space="0" w:color="E2E8E6"/>
-              <w:right w:val="single" w:sz="4" w:space="0" w:color="E2E8E6"/>
-            </w:tcBorders>
-            <w:tcMar>
-              <w:top w:w="100" w:type="dxa"/>
-              <w:left w:w="140" w:type="dxa"/>
-              <w:bottom w:w="100" w:type="dxa"/>
-              <w:right w:w="140" w:type="dxa"/>
-            </w:tcMar>
-          </w:tcPr>
-          <w:p>
-            <w:pPr>
-              <w:spacing w:before="60" w:after="60" w:line="288" w:lineRule="auto"/>
-            </w:pPr>
-            <w:r>
-              <w:rPr>
-                <w:rFonts w:ascii="Arial" w:hAnsi="Arial" w:cs="Arial" w:eastAsia="Arial"/>
-                <w:b/>
-                <w:i w:val="0"/>
-                <w:color w:val="101010"/>
-                <w:sz w:val="19"/>
-              </w:rPr>
-              <w:t>Гибрид</w:t>
+              <w:t>Итого</w:t>
             </w:r>
           </w:p>
         </w:tc>
@@ -6417,7 +6690,7 @@
                 <w:color w:val="101010"/>
                 <w:sz w:val="19"/>
               </w:rPr>
-              <w:t>ИИ + классическое 3D</w:t>
+              <w:t>Фильм ~70 минут под ключ</w:t>
             </w:r>
           </w:p>
         </w:tc>
@@ -6448,10 +6721,10 @@
                 <w:rFonts w:ascii="Arial" w:hAnsi="Arial" w:cs="Arial" w:eastAsia="Arial"/>
                 <w:b/>
                 <w:i w:val="0"/>
-                <w:color w:val="101010"/>
+                <w:color w:val="0E8F7D"/>
                 <w:sz w:val="19"/>
               </w:rPr>
-              <w:t>5 400 000 ₽</w:t>
+              <w:t>3 900 000 ₽</w:t>
             </w:r>
           </w:p>
         </w:tc>
@@ -6474,7 +6747,7 @@
     </w:p>
     <w:p>
       <w:pPr>
-        <w:spacing w:before="160" w:after="160" w:line="300" w:lineRule="auto"/>
+        <w:spacing w:before="200" w:after="160" w:line="300" w:lineRule="auto"/>
         <w:keepNext/>
       </w:pPr>
       <w:r>
@@ -6486,6 +6759,21 @@
           <w:sz w:val="24"/>
         </w:rPr>
         <w:t>Оплата — по мере сдачи фильма</w:t>
+      </w:r>
+    </w:p>
+    <w:p>
+      <w:pPr>
+        <w:spacing w:before="0" w:after="120" w:line="300" w:lineRule="auto"/>
+      </w:pPr>
+      <w:r>
+        <w:rPr>
+          <w:rFonts w:ascii="Arial" w:hAnsi="Arial" w:cs="Arial" w:eastAsia="Arial"/>
+          <w:b w:val="0"/>
+          <w:i w:val="0"/>
+          <w:color w:val="333333"/>
+          <w:sz w:val="22"/>
+        </w:rPr>
+        <w:t>Половину суммы вы платите, уже увидев фильм.</w:t>
       </w:r>
     </w:p>
     <w:tbl>
@@ -6781,21 +7069,6 @@
     </w:tbl>
     <w:p>
       <w:pPr>
-        <w:spacing w:before="120" w:after="120" w:line="300" w:lineRule="auto"/>
-      </w:pPr>
-      <w:r>
-        <w:rPr>
-          <w:rFonts w:ascii="Arial" w:hAnsi="Arial" w:cs="Arial" w:eastAsia="Arial"/>
-          <w:b w:val="0"/>
-          <w:i/>
-          <w:color w:val="6B6B6B"/>
-          <w:sz w:val="19"/>
-        </w:rPr>
-        <w:t>Суммы — для ИИ-формата. Для гибрида схема та же: 2 700 000 · 1 350 000 · 1 350 000 ₽.</w:t>
-      </w:r>
-    </w:p>
-    <w:p>
-      <w:pPr>
         <w:spacing w:before="200" w:after="120" w:line="300" w:lineRule="auto"/>
       </w:pPr>
       <w:r>
@@ -6816,7 +7089,7 @@
           <w:color w:val="333333"/>
           <w:sz w:val="22"/>
         </w:rPr>
-        <w:t>Вы платите за результат: каждую часть фильма сначала смотрите и принимаете, а потом оплачиваете следующий транш. Сроки этапов, порядок приёмки и правок пропишем в договоре.</w:t>
+        <w:t>Вы платите за результат: каждую часть фильма сначала смотрите и принимаете, а потом оплачиваете следующий транш. Порядок приёмки и правок пропишем в договоре.</w:t>
       </w:r>
     </w:p>
     <w:p>
@@ -6941,7 +7214,7 @@
                 <w:color w:val="333333"/>
                 <w:sz w:val="21"/>
               </w:rPr>
-              <w:t>Частота и формат — как вам удобно: каждую неделю, по этапам, с вашей командой</w:t>
+              <w:t>Базовый ритм — раз в 2,5 недели; формат и участников подстроим под вашу команду</w:t>
             </w:r>
           </w:p>
         </w:tc>
@@ -7741,7 +8014,7 @@
           <w:color w:val="333333"/>
           <w:sz w:val="22"/>
         </w:rPr>
-        <w:t>Альберт, предлагаем созвониться: покажем фрагменты больших проектов, ответим на вопросы и сверим график с вашим стартом.</w:t>
+        <w:t>Альберт, предлагаем созвониться: ответим на вопросы и сверим график с вашим стартом.</w:t>
       </w:r>
     </w:p>
     <w:sectPr>

--- a/kp/multfilm-potolkuem/КП_AI_в_кадре_мультфильм_Потолкуем.docx
+++ b/kp/multfilm-potolkuem/КП_AI_в_кадре_мультфильм_Потолкуем.docx
@@ -1827,7 +1827,7 @@
           <w:color w:val="101010"/>
           <w:sz w:val="22"/>
         </w:rPr>
-        <w:t>Не начинаем анимацию, пока вы не утвердили сценарий, героев и мир. А сам фильм делаем частями и показываем вам каждую.</w:t>
+        <w:t>Не начинаем анимацию, пока вы не утвердили сценарий, героев и мир. А дальше делаем фильм частями — по ~8–9 минут в месяц.</w:t>
       </w:r>
     </w:p>
     <w:p>
@@ -1925,7 +1925,7 @@
           <w:color w:val="101010"/>
           <w:sz w:val="21"/>
         </w:rPr>
-        <w:t xml:space="preserve">Первая половина фильма, ~35 минут. </w:t>
+        <w:t xml:space="preserve">Делаем фильм по ~8–9 минут в месяц. </w:t>
       </w:r>
       <w:r>
         <w:rPr>
@@ -1935,7 +1935,7 @@
           <w:color w:val="333333"/>
           <w:sz w:val="21"/>
         </w:rPr>
-        <w:t>Сначала 2–3 минуты, затем 8–10, затем — до половины фильма.</w:t>
+        <w:t>Каждую часть показываем вам и дорабатываем по вашей обратной связи.</w:t>
       </w:r>
     </w:p>
     <w:p>
@@ -1961,7 +1961,7 @@
           <w:color w:val="101010"/>
           <w:sz w:val="21"/>
         </w:rPr>
-        <w:t xml:space="preserve">Вторая половина, ещё ~35 минут. </w:t>
+        <w:t xml:space="preserve">Сдаём фильм по половинам. </w:t>
       </w:r>
       <w:r>
         <w:rPr>
@@ -1971,7 +1971,7 @@
           <w:color w:val="333333"/>
           <w:sz w:val="21"/>
         </w:rPr>
-        <w:t>Те же герои и тот же стиль — фильм выглядит цельным.</w:t>
+        <w:t>Сначала первые ~35 минут, затем вторые — те же герои и тот же стиль.</w:t>
       </w:r>
     </w:p>
     <w:p>
@@ -2023,7 +2023,23 @@
           <w:color w:val="0E8F7D"/>
           <w:sz w:val="24"/>
         </w:rPr>
-        <w:t>Фильм делаем частями</w:t>
+        <w:t>Каждый месяц — новые ~8–9 минут фильма</w:t>
+      </w:r>
+    </w:p>
+    <w:p>
+      <w:pPr>
+        <w:spacing w:before="0" w:after="120" w:line="300" w:lineRule="auto"/>
+        <w:keepNext/>
+      </w:pPr>
+      <w:r>
+        <w:rPr>
+          <w:rFonts w:ascii="Arial" w:hAnsi="Arial" w:cs="Arial" w:eastAsia="Arial"/>
+          <w:b w:val="0"/>
+          <w:i w:val="0"/>
+          <w:color w:val="101010"/>
+          <w:sz w:val="22"/>
+        </w:rPr>
+        <w:t>Когда сценарий, герои и мир утверждены, работаем в одном понятном ритме:</w:t>
       </w:r>
     </w:p>
     <w:tbl>
@@ -2035,13 +2051,11 @@
         <w:tblLayout w:type="fixed"/>
       </w:tblPr>
       <w:tblGrid>
-        <w:gridCol w:w="2211"/>
+        <w:gridCol w:w="3005"/>
         <w:gridCol w:w="170"/>
-        <w:gridCol w:w="2211"/>
+        <w:gridCol w:w="3005"/>
         <w:gridCol w:w="170"/>
-        <w:gridCol w:w="2211"/>
-        <w:gridCol w:w="170"/>
-        <w:gridCol w:w="2211"/>
+        <w:gridCol w:w="3005"/>
       </w:tblGrid>
       <w:tr>
         <w:trPr>
@@ -2049,14 +2063,14 @@
         </w:trPr>
         <w:tc>
           <w:tcPr>
-            <w:tcW w:type="dxa" w:w="2211"/>
+            <w:tcW w:type="dxa" w:w="3005"/>
             <w:tcBorders>
               <w:top w:val="nil"/>
               <w:left w:val="nil"/>
               <w:bottom w:val="nil"/>
               <w:right w:val="nil"/>
             </w:tcBorders>
-            <w:shd w:val="clear" w:color="auto" w:fill="F2F3F2"/>
+            <w:shd w:val="clear" w:color="auto" w:fill="16B8A5"/>
             <w:tcMar>
               <w:top w:w="160" w:type="dxa"/>
               <w:left w:w="140" w:type="dxa"/>
@@ -2073,10 +2087,10 @@
                 <w:rFonts w:ascii="Arial" w:hAnsi="Arial" w:cs="Arial" w:eastAsia="Arial"/>
                 <w:b/>
                 <w:i w:val="0"/>
-                <w:color w:val="101010"/>
+                <w:color w:val="FFFFFF"/>
                 <w:sz w:val="30"/>
               </w:rPr>
-              <w:t>2–3 мин</w:t>
+              <w:t>Делаем</w:t>
             </w:r>
           </w:p>
           <w:p>
@@ -2088,10 +2102,10 @@
                 <w:rFonts w:ascii="Arial" w:hAnsi="Arial" w:cs="Arial" w:eastAsia="Arial"/>
                 <w:b/>
                 <w:i w:val="0"/>
-                <w:color w:val="0E8F7D"/>
+                <w:color w:val="E6F7F5"/>
                 <w:sz w:val="19"/>
               </w:rPr>
-              <w:t>Пробный фрагмент</w:t>
+              <w:t>~2,5 недели</w:t>
             </w:r>
           </w:p>
           <w:p>
@@ -2103,10 +2117,10 @@
                 <w:rFonts w:ascii="Arial" w:hAnsi="Arial" w:cs="Arial" w:eastAsia="Arial"/>
                 <w:b w:val="0"/>
                 <w:i w:val="0"/>
-                <w:color w:val="101010"/>
+                <w:color w:val="FFFFFF"/>
                 <w:sz w:val="18"/>
               </w:rPr>
-              <w:t>Согласуем стиль, игру героев и темп</w:t>
+              <w:t>Новые ~8–9 минут фильма</w:t>
             </w:r>
           </w:p>
         </w:tc>
@@ -2130,7 +2144,88 @@
         </w:tc>
         <w:tc>
           <w:tcPr>
-            <w:tcW w:type="dxa" w:w="2211"/>
+            <w:tcW w:type="dxa" w:w="3005"/>
+            <w:tcBorders>
+              <w:top w:val="nil"/>
+              <w:left w:val="nil"/>
+              <w:bottom w:val="nil"/>
+              <w:right w:val="nil"/>
+            </w:tcBorders>
+            <w:shd w:val="clear" w:color="auto" w:fill="272822"/>
+            <w:tcMar>
+              <w:top w:w="160" w:type="dxa"/>
+              <w:left w:w="140" w:type="dxa"/>
+              <w:bottom w:w="160" w:type="dxa"/>
+              <w:right w:w="120" w:type="dxa"/>
+            </w:tcMar>
+          </w:tcPr>
+          <w:p>
+            <w:pPr>
+              <w:spacing w:after="60" w:line="276" w:lineRule="auto"/>
+            </w:pPr>
+            <w:r>
+              <w:rPr>
+                <w:rFonts w:ascii="Arial" w:hAnsi="Arial" w:cs="Arial" w:eastAsia="Arial"/>
+                <w:b/>
+                <w:i w:val="0"/>
+                <w:color w:val="FFFFFF"/>
+                <w:sz w:val="30"/>
+              </w:rPr>
+              <w:t>Показываем</w:t>
+            </w:r>
+          </w:p>
+          <w:p>
+            <w:pPr>
+              <w:spacing w:after="60" w:line="276" w:lineRule="auto"/>
+            </w:pPr>
+            <w:r>
+              <w:rPr>
+                <w:rFonts w:ascii="Arial" w:hAnsi="Arial" w:cs="Arial" w:eastAsia="Arial"/>
+                <w:b/>
+                <w:i w:val="0"/>
+                <w:color w:val="E6F7F5"/>
+                <w:sz w:val="19"/>
+              </w:rPr>
+              <w:t>Созвон</w:t>
+            </w:r>
+          </w:p>
+          <w:p>
+            <w:pPr>
+              <w:spacing w:after="60" w:line="276" w:lineRule="auto"/>
+            </w:pPr>
+            <w:r>
+              <w:rPr>
+                <w:rFonts w:ascii="Arial" w:hAnsi="Arial" w:cs="Arial" w:eastAsia="Arial"/>
+                <w:b w:val="0"/>
+                <w:i w:val="0"/>
+                <w:color w:val="FFFFFF"/>
+                <w:sz w:val="18"/>
+              </w:rPr>
+              <w:t>Эти минуты вам — и слушаем обратную связь</w:t>
+            </w:r>
+          </w:p>
+        </w:tc>
+        <w:tc>
+          <w:tcPr>
+            <w:tcW w:type="dxa" w:w="170"/>
+            <w:tcBorders>
+              <w:top w:val="nil"/>
+              <w:left w:val="nil"/>
+              <w:bottom w:val="nil"/>
+              <w:right w:val="nil"/>
+            </w:tcBorders>
+            <w:tcMar>
+              <w:top w:w="0" w:type="dxa"/>
+              <w:left w:w="0" w:type="dxa"/>
+              <w:bottom w:w="0" w:type="dxa"/>
+              <w:right w:w="0" w:type="dxa"/>
+            </w:tcMar>
+          </w:tcPr>
+          <w:p/>
+        </w:tc>
+        <w:tc>
+          <w:tcPr>
+            <w:tcW w:type="dxa" w:w="3005"/>
             <w:tcBorders>
               <w:top w:val="nil"/>
               <w:left w:val="nil"/>
@@ -2157,7 +2252,7 @@
                 <w:color w:val="101010"/>
                 <w:sz w:val="30"/>
               </w:rPr>
-              <w:t>8–10 мин</w:t>
+              <w:t>Дорабатываем</w:t>
             </w:r>
           </w:p>
           <w:p>
@@ -2172,7 +2267,7 @@
                 <w:color w:val="0E8F7D"/>
                 <w:sz w:val="19"/>
               </w:rPr>
-              <w:t>Первые сцены</w:t>
+              <w:t>~1,5 недели</w:t>
             </w:r>
           </w:p>
           <w:p>
@@ -2187,169 +2282,7 @@
                 <w:color w:val="101010"/>
                 <w:sz w:val="18"/>
               </w:rPr>
-              <w:t>Закрепляем найденное на большем объёме</w:t>
-            </w:r>
-          </w:p>
-        </w:tc>
-        <w:tc>
-          <w:tcPr>
-            <w:tcW w:type="dxa" w:w="170"/>
-            <w:tcBorders>
-              <w:top w:val="nil"/>
-              <w:left w:val="nil"/>
-              <w:bottom w:val="nil"/>
-              <w:right w:val="nil"/>
-            </w:tcBorders>
-            <w:tcMar>
-              <w:top w:w="0" w:type="dxa"/>
-              <w:left w:w="0" w:type="dxa"/>
-              <w:bottom w:w="0" w:type="dxa"/>
-              <w:right w:w="0" w:type="dxa"/>
-            </w:tcMar>
-          </w:tcPr>
-          <w:p/>
-        </w:tc>
-        <w:tc>
-          <w:tcPr>
-            <w:tcW w:type="dxa" w:w="2211"/>
-            <w:tcBorders>
-              <w:top w:val="nil"/>
-              <w:left w:val="nil"/>
-              <w:bottom w:val="nil"/>
-              <w:right w:val="nil"/>
-            </w:tcBorders>
-            <w:shd w:val="clear" w:color="auto" w:fill="16B8A5"/>
-            <w:tcMar>
-              <w:top w:w="160" w:type="dxa"/>
-              <w:left w:w="140" w:type="dxa"/>
-              <w:bottom w:w="160" w:type="dxa"/>
-              <w:right w:w="120" w:type="dxa"/>
-            </w:tcMar>
-          </w:tcPr>
-          <w:p>
-            <w:pPr>
-              <w:spacing w:after="60" w:line="276" w:lineRule="auto"/>
-            </w:pPr>
-            <w:r>
-              <w:rPr>
-                <w:rFonts w:ascii="Arial" w:hAnsi="Arial" w:cs="Arial" w:eastAsia="Arial"/>
-                <w:b/>
-                <w:i w:val="0"/>
-                <w:color w:val="FFFFFF"/>
-                <w:sz w:val="30"/>
-              </w:rPr>
-              <w:t>~35 мин</w:t>
-            </w:r>
-          </w:p>
-          <w:p>
-            <w:pPr>
-              <w:spacing w:after="60" w:line="276" w:lineRule="auto"/>
-            </w:pPr>
-            <w:r>
-              <w:rPr>
-                <w:rFonts w:ascii="Arial" w:hAnsi="Arial" w:cs="Arial" w:eastAsia="Arial"/>
-                <w:b/>
-                <w:i w:val="0"/>
-                <w:color w:val="E6F7F5"/>
-                <w:sz w:val="19"/>
-              </w:rPr>
-              <w:t>Половина фильма</w:t>
-            </w:r>
-          </w:p>
-          <w:p>
-            <w:pPr>
-              <w:spacing w:after="60" w:line="276" w:lineRule="auto"/>
-            </w:pPr>
-            <w:r>
-              <w:rPr>
-                <w:rFonts w:ascii="Arial" w:hAnsi="Arial" w:cs="Arial" w:eastAsia="Arial"/>
-                <w:b w:val="0"/>
-                <w:i w:val="0"/>
-                <w:color w:val="FFFFFF"/>
-                <w:sz w:val="18"/>
-              </w:rPr>
-              <w:t>Сдаём первую половину → оплата 25%</w:t>
-            </w:r>
-          </w:p>
-        </w:tc>
-        <w:tc>
-          <w:tcPr>
-            <w:tcW w:type="dxa" w:w="170"/>
-            <w:tcBorders>
-              <w:top w:val="nil"/>
-              <w:left w:val="nil"/>
-              <w:bottom w:val="nil"/>
-              <w:right w:val="nil"/>
-            </w:tcBorders>
-            <w:tcMar>
-              <w:top w:w="0" w:type="dxa"/>
-              <w:left w:w="0" w:type="dxa"/>
-              <w:bottom w:w="0" w:type="dxa"/>
-              <w:right w:w="0" w:type="dxa"/>
-            </w:tcMar>
-          </w:tcPr>
-          <w:p/>
-        </w:tc>
-        <w:tc>
-          <w:tcPr>
-            <w:tcW w:type="dxa" w:w="2211"/>
-            <w:tcBorders>
-              <w:top w:val="nil"/>
-              <w:left w:val="nil"/>
-              <w:bottom w:val="nil"/>
-              <w:right w:val="nil"/>
-            </w:tcBorders>
-            <w:shd w:val="clear" w:color="auto" w:fill="272822"/>
-            <w:tcMar>
-              <w:top w:w="160" w:type="dxa"/>
-              <w:left w:w="140" w:type="dxa"/>
-              <w:bottom w:w="160" w:type="dxa"/>
-              <w:right w:w="120" w:type="dxa"/>
-            </w:tcMar>
-          </w:tcPr>
-          <w:p>
-            <w:pPr>
-              <w:spacing w:after="60" w:line="276" w:lineRule="auto"/>
-            </w:pPr>
-            <w:r>
-              <w:rPr>
-                <w:rFonts w:ascii="Arial" w:hAnsi="Arial" w:cs="Arial" w:eastAsia="Arial"/>
-                <w:b/>
-                <w:i w:val="0"/>
-                <w:color w:val="FFFFFF"/>
-                <w:sz w:val="30"/>
-              </w:rPr>
-              <w:t>~70 мин</w:t>
-            </w:r>
-          </w:p>
-          <w:p>
-            <w:pPr>
-              <w:spacing w:after="60" w:line="276" w:lineRule="auto"/>
-            </w:pPr>
-            <w:r>
-              <w:rPr>
-                <w:rFonts w:ascii="Arial" w:hAnsi="Arial" w:cs="Arial" w:eastAsia="Arial"/>
-                <w:b/>
-                <w:i w:val="0"/>
-                <w:color w:val="E6F7F5"/>
-                <w:sz w:val="19"/>
-              </w:rPr>
-              <w:t>Весь фильм</w:t>
-            </w:r>
-          </w:p>
-          <w:p>
-            <w:pPr>
-              <w:spacing w:after="60" w:line="276" w:lineRule="auto"/>
-            </w:pPr>
-            <w:r>
-              <w:rPr>
-                <w:rFonts w:ascii="Arial" w:hAnsi="Arial" w:cs="Arial" w:eastAsia="Arial"/>
-                <w:b w:val="0"/>
-                <w:i w:val="0"/>
-                <w:color w:val="FFFFFF"/>
-                <w:sz w:val="18"/>
-              </w:rPr>
-              <w:t>Вторая половина и мастер-копия → оплата 25%</w:t>
+              <w:t>Их по вашим правкам до конца месяца</w:t>
             </w:r>
           </w:p>
         </w:tc>
@@ -2357,7 +2290,7 @@
     </w:tbl>
     <w:p>
       <w:pPr>
-        <w:spacing w:before="200" w:after="120" w:line="300" w:lineRule="auto"/>
+        <w:spacing w:before="160" w:after="120" w:line="300" w:lineRule="auto"/>
       </w:pPr>
       <w:r>
         <w:rPr>
@@ -2367,7 +2300,22 @@
           <w:color w:val="0E8F7D"/>
           <w:sz w:val="22"/>
         </w:rPr>
-        <w:t xml:space="preserve">Зачем частями. </w:t>
+        <w:t>↻ И так каждый месяц — пока не соберём все ~70 минут.</w:t>
+      </w:r>
+    </w:p>
+    <w:p>
+      <w:pPr>
+        <w:spacing w:before="80" w:after="120" w:line="300" w:lineRule="auto"/>
+      </w:pPr>
+      <w:r>
+        <w:rPr>
+          <w:rFonts w:ascii="Arial" w:hAnsi="Arial" w:cs="Arial" w:eastAsia="Arial"/>
+          <w:b/>
+          <w:i w:val="0"/>
+          <w:color w:val="0E8F7D"/>
+          <w:sz w:val="22"/>
+        </w:rPr>
+        <w:t xml:space="preserve">Зачем так. </w:t>
       </w:r>
       <w:r>
         <w:rPr>
@@ -2377,7 +2325,7 @@
           <w:color w:val="333333"/>
           <w:sz w:val="22"/>
         </w:rPr>
-        <w:t>Так мультфильм получается максимально качественным. Стиль, игру героев и темп мы проверяем на коротком фрагменте — и не переделываем потом десятки минут. Каждая следующая часть опирается на уже согласованную, поэтому фильм выглядит цельным, а правки остаются точечными.</w:t>
+        <w:t>Так мультфильм получается максимально качественным. Вы видите каждую часть, пока она ещё в работе, и ваши правки сразу попадают в фильм. Ничего не копится к финалу — поэтому фильм выглядит цельным, а правки остаются точечными.</w:t>
       </w:r>
     </w:p>
     <w:p>
@@ -3383,7 +3331,7 @@
               <w:bottom w:w="30" w:type="dxa"/>
               <w:right w:w="40" w:type="dxa"/>
             </w:tcMar>
-            <w:shd w:val="clear" w:color="auto" w:fill="F2F3F2"/>
+            <w:shd w:val="clear" w:color="auto" w:fill="16B8A5"/>
           </w:tcPr>
           <w:p>
             <w:pPr>
@@ -3821,7 +3769,7 @@
               <w:bottom w:w="30" w:type="dxa"/>
               <w:right w:w="40" w:type="dxa"/>
             </w:tcMar>
-            <w:shd w:val="clear" w:color="auto" w:fill="F2F3F2"/>
+            <w:shd w:val="clear" w:color="auto" w:fill="16B8A5"/>
           </w:tcPr>
           <w:p>
             <w:pPr>
@@ -4128,7 +4076,7 @@
                 <w:color w:val="101010"/>
                 <w:sz w:val="19"/>
               </w:rPr>
-              <w:t>Созвоны · раз в 2,5 недели</w:t>
+              <w:t>Созвоны и показы</w:t>
             </w:r>
           </w:p>
         </w:tc>
@@ -4680,7 +4628,7 @@
           <w:color w:val="0E8F7D"/>
           <w:sz w:val="24"/>
         </w:rPr>
-        <w:t>Ритм работы и созвоны</w:t>
+        <w:t>Созвоны</w:t>
       </w:r>
     </w:p>
     <w:tbl>
@@ -4836,7 +4784,7 @@
                 <w:color w:val="333333"/>
                 <w:sz w:val="21"/>
               </w:rPr>
-              <w:t>Созвоны — по готовым материалам, примерно раз в 2,5 недели: показываем новые ~8,5 минут фильма → слушаем вашу обратную связь → до конца месяца дорабатываем эти минуты.</w:t>
+              <w:t>Созвоны — по готовым материалам: когда показываем новые ~8–9 минут. Так ваше время уходит на результат, а не на промежуточные отчёты.</w:t>
             </w:r>
           </w:p>
         </w:tc>
@@ -4907,7 +4855,7 @@
                 <w:color w:val="333333"/>
                 <w:sz w:val="21"/>
               </w:rPr>
-              <w:t>На связи продюсер — в общем чате. Так работа идёт без простоев, а ваше время уходит только на готовые материалы.</w:t>
+              <w:t>На связи продюсер — в общем чате.</w:t>
             </w:r>
           </w:p>
         </w:tc>

--- a/kp/multfilm-potolkuem/КП_AI_в_кадре_мультфильм_Потолкуем.docx
+++ b/kp/multfilm-potolkuem/КП_AI_в_кадре_мультфильм_Потолкуем.docx
@@ -209,7 +209,7 @@
                 <w:color w:val="FFFFFF"/>
                 <w:sz w:val="30"/>
               </w:rPr>
-              <w:t>3 900 000 ₽</w:t>
+              <w:t>11 500 000 ₽</w:t>
             </w:r>
           </w:p>
           <w:p>
@@ -634,7 +634,7 @@
                 <w:color w:val="333333"/>
                 <w:sz w:val="21"/>
               </w:rPr>
-              <w:t>3 900 000 ₽ под ключ</w:t>
+              <w:t>11 500 000 ₽ под ключ</w:t>
             </w:r>
           </w:p>
         </w:tc>
@@ -6027,7 +6027,7 @@
                 <w:color w:val="333333"/>
                 <w:sz w:val="19"/>
               </w:rPr>
-              <w:t>300 000 ₽</w:t>
+              <w:t>900 000 ₽</w:t>
             </w:r>
           </w:p>
         </w:tc>
@@ -6135,7 +6135,7 @@
                 <w:color w:val="333333"/>
                 <w:sz w:val="19"/>
               </w:rPr>
-              <w:t>600 000 ₽</w:t>
+              <w:t>1 800 000 ₽</w:t>
             </w:r>
           </w:p>
         </w:tc>
@@ -6243,7 +6243,7 @@
                 <w:color w:val="333333"/>
                 <w:sz w:val="19"/>
               </w:rPr>
-              <w:t>2 250 000 ₽</w:t>
+              <w:t>6 600 000 ₽</w:t>
             </w:r>
           </w:p>
         </w:tc>
@@ -6351,7 +6351,7 @@
                 <w:color w:val="333333"/>
                 <w:sz w:val="19"/>
               </w:rPr>
-              <w:t>300 000 ₽</w:t>
+              <w:t>900 000 ₽</w:t>
             </w:r>
           </w:p>
         </w:tc>
@@ -6459,7 +6459,7 @@
                 <w:color w:val="333333"/>
                 <w:sz w:val="19"/>
               </w:rPr>
-              <w:t>300 000 ₽</w:t>
+              <w:t>900 000 ₽</w:t>
             </w:r>
           </w:p>
         </w:tc>
@@ -6567,7 +6567,7 @@
                 <w:color w:val="333333"/>
                 <w:sz w:val="19"/>
               </w:rPr>
-              <w:t>150 000 ₽</w:t>
+              <w:t>400 000 ₽</w:t>
             </w:r>
           </w:p>
         </w:tc>
@@ -6672,7 +6672,7 @@
                 <w:color w:val="0E8F7D"/>
                 <w:sz w:val="19"/>
               </w:rPr>
-              <w:t>3 900 000 ₽</w:t>
+              <w:t>11 500 000 ₽</w:t>
             </w:r>
           </w:p>
         </w:tc>
@@ -6787,7 +6787,7 @@
                 <w:color w:val="E6F7F5"/>
                 <w:sz w:val="20"/>
               </w:rPr>
-              <w:t>1 950 000 ₽</w:t>
+              <w:t>5 750 000 ₽</w:t>
             </w:r>
           </w:p>
           <w:p>
@@ -6883,7 +6883,7 @@
                 <w:color w:val="E6F7F5"/>
                 <w:sz w:val="20"/>
               </w:rPr>
-              <w:t>975 000 ₽</w:t>
+              <w:t>2 875 000 ₽</w:t>
             </w:r>
           </w:p>
           <w:p>
@@ -6979,7 +6979,7 @@
                 <w:color w:val="E6F7F5"/>
                 <w:sz w:val="20"/>
               </w:rPr>
-              <w:t>975 000 ₽</w:t>
+              <w:t>2 875 000 ₽</w:t>
             </w:r>
           </w:p>
           <w:p>
